--- a/TaiStat Agri Project.docx
+++ b/TaiStat Agri Project.docx
@@ -1,6 +1,6 @@
 
 <file path=word/document.xml><?xml version="1.0" encoding="utf-8"?>
-<w:document xmlns:wpc="http://schemas.microsoft.com/office/word/2010/wordprocessingCanvas" xmlns:cx="http://schemas.microsoft.com/office/drawing/2014/chartex" xmlns:cx1="http://schemas.microsoft.com/office/drawing/2015/9/8/chartex" xmlns:cx2="http://schemas.microsoft.com/office/drawing/2015/10/21/chartex" xmlns:cx3="http://schemas.microsoft.com/office/drawing/2016/5/9/chartex" xmlns:cx4="http://schemas.microsoft.com/office/drawing/2016/5/10/chartex" xmlns:cx5="http://schemas.microsoft.com/office/drawing/2016/5/11/chartex" xmlns:cx6="http://schemas.microsoft.com/office/drawing/2016/5/12/chartex" xmlns:cx7="http://schemas.microsoft.com/office/drawing/2016/5/13/chartex" xmlns:cx8="http://schemas.microsoft.com/office/drawing/2016/5/14/chartex" xmlns:mc="http://schemas.openxmlformats.org/markup-compatibility/2006" xmlns:aink="http://schemas.microsoft.com/office/drawing/2016/ink" xmlns:am3d="http://schemas.microsoft.com/office/drawing/2017/model3d" xmlns:o="urn:schemas-microsoft-com:office:office" xmlns:oel="http://schemas.microsoft.com/office/2019/extlst" xmlns:r="http://schemas.openxmlformats.org/officeDocument/2006/relationships" xmlns:m="http://schemas.openxmlformats.org/officeDocument/2006/math" xmlns:v="urn:schemas-microsoft-com:vml" xmlns:wp14="http://schemas.microsoft.com/office/word/2010/wordprocessingDrawing" xmlns:wp="http://schemas.openxmlformats.org/drawingml/2006/wordprocessingDrawing" xmlns:w10="urn:schemas-microsoft-com:office:word" xmlns:w="http://schemas.openxmlformats.org/wordprocessingml/2006/main" xmlns:w14="http://schemas.microsoft.com/office/word/2010/wordml" xmlns:w15="http://schemas.microsoft.com/office/word/2012/wordml" xmlns:w16cex="http://schemas.microsoft.com/office/word/2018/wordml/cex" xmlns:w16cid="http://schemas.microsoft.com/office/word/2016/wordml/cid" xmlns:w16="http://schemas.microsoft.com/office/word/2018/wordml" xmlns:w16du="http://schemas.microsoft.com/office/word/2023/wordml/word16du" xmlns:w16sdtdh="http://schemas.microsoft.com/office/word/2020/wordml/sdtdatahash" xmlns:w16sdtfl="http://schemas.microsoft.com/office/word/2024/wordml/sdtformatlock" xmlns:w16se="http://schemas.microsoft.com/office/word/2015/wordml/symex" xmlns:wpg="http://schemas.microsoft.com/office/word/2010/wordprocessingGroup" xmlns:wpi="http://schemas.microsoft.com/office/word/2010/wordprocessingInk" xmlns:wne="http://schemas.microsoft.com/office/word/2006/wordml" xmlns:wps="http://schemas.microsoft.com/office/word/2010/wordprocessingShape" mc:Ignorable="w14 w15 w16se w16cid w16 w16cex w16sdtdh w16sdtfl w16du wp14">
+<w:document xmlns:wpc="http://schemas.microsoft.com/office/word/2010/wordprocessingCanvas" xmlns:mc="http://schemas.openxmlformats.org/markup-compatibility/2006" xmlns:o="urn:schemas-microsoft-com:office:office" xmlns:r="http://schemas.openxmlformats.org/officeDocument/2006/relationships" xmlns:m="http://schemas.openxmlformats.org/officeDocument/2006/math" xmlns:v="urn:schemas-microsoft-com:vml" xmlns:wp14="http://schemas.microsoft.com/office/word/2010/wordprocessingDrawing" xmlns:wp="http://schemas.openxmlformats.org/drawingml/2006/wordprocessingDrawing" xmlns:w10="urn:schemas-microsoft-com:office:word" xmlns:w="http://schemas.openxmlformats.org/wordprocessingml/2006/main" xmlns:w14="http://schemas.microsoft.com/office/word/2010/wordml" xmlns:w15="http://schemas.microsoft.com/office/word/2012/wordml" xmlns:wpg="http://schemas.microsoft.com/office/word/2010/wordprocessingGroup" xmlns:wpi="http://schemas.microsoft.com/office/word/2010/wordprocessingInk" xmlns:wne="http://schemas.microsoft.com/office/word/2006/wordml" xmlns:wps="http://schemas.microsoft.com/office/word/2010/wordprocessingShape" mc:Ignorable="w14 w15 wp14">
   <w:body>
     <w:p>
       <w:pPr>
@@ -23,33 +23,15 @@
           <w:b/>
           <w:bCs/>
         </w:rPr>
-        <w:t xml:space="preserve"> </w:t>
-      </w:r>
-      <w:proofErr w:type="spellStart"/>
-      <w:r>
-        <w:rPr>
-          <w:b/>
-          <w:bCs/>
-        </w:rPr>
-        <w:t>TaiStat</w:t>
-      </w:r>
-      <w:proofErr w:type="spellEnd"/>
-      <w:r>
-        <w:rPr>
-          <w:b/>
-          <w:bCs/>
-        </w:rPr>
-        <w:t xml:space="preserve"> </w:t>
-      </w:r>
-      <w:proofErr w:type="spellStart"/>
-      <w:r>
-        <w:rPr>
-          <w:b/>
-          <w:bCs/>
-        </w:rPr>
-        <w:t>AgroLink</w:t>
-      </w:r>
-      <w:proofErr w:type="spellEnd"/>
+        <w:t xml:space="preserve"> TaiStat </w:t>
+      </w:r>
+      <w:r>
+        <w:rPr>
+          <w:b/>
+          <w:bCs/>
+        </w:rPr>
+        <w:t>Agro Link</w:t>
+      </w:r>
       <w:r>
         <w:rPr>
           <w:b/>
@@ -71,6 +53,7 @@
           <w:b/>
           <w:bCs/>
           <w:noProof/>
+          <w:lang/>
         </w:rPr>
         <w:drawing>
           <wp:inline distT="0" distB="0" distL="0" distR="0" wp14:anchorId="1525C295" wp14:editId="70ADD556">
@@ -170,7 +153,7 @@
     <w:p>
       <w:r>
         <w:pict w14:anchorId="5FFD1CCF">
-          <v:rect id="_x0000_i1241" style="width:0;height:1.5pt" o:hralign="center" o:hrstd="t" o:hr="t" fillcolor="#a0a0a0" stroked="f"/>
+          <v:rect id="_x0000_i1025" style="width:0;height:1.5pt" o:hralign="center" o:hrstd="t" o:hr="t" fillcolor="#a0a0a0" stroked="f"/>
         </w:pict>
       </w:r>
     </w:p>
@@ -186,22 +169,21 @@
           <w:b/>
           <w:bCs/>
         </w:rPr>
-        <w:t>1️</w:t>
-      </w:r>
-      <w:r>
-        <w:rPr>
-          <w:rFonts w:ascii="Segoe UI Symbol" w:hAnsi="Segoe UI Symbol" w:cs="Segoe UI Symbol"/>
-          <w:b/>
-          <w:bCs/>
-        </w:rPr>
-        <w:t>⃣</w:t>
-      </w:r>
-      <w:r>
-        <w:rPr>
-          <w:b/>
-          <w:bCs/>
-        </w:rPr>
-        <w:t xml:space="preserve"> USER ONBOARDING FLOW</w:t>
+        <w:t>1</w:t>
+      </w:r>
+      <w:r>
+        <w:rPr>
+          <w:b/>
+          <w:bCs/>
+        </w:rPr>
+        <w:t xml:space="preserve"> </w:t>
+      </w:r>
+      <w:r>
+        <w:rPr>
+          <w:b/>
+          <w:bCs/>
+        </w:rPr>
+        <w:t>USER ONBOARDING FLOW</w:t>
       </w:r>
     </w:p>
     <w:p>
@@ -287,6 +269,30 @@
       <w:r>
         <w:t>National ID + Selfie (Verification)</w:t>
       </w:r>
+      <w:r>
+        <w:t xml:space="preserve"> {</w:t>
+      </w:r>
+      <w:r>
+        <w:rPr>
+          <w:b/>
+          <w:bCs/>
+        </w:rPr>
+        <w:t xml:space="preserve"> </w:t>
+      </w:r>
+      <w:r>
+        <w:rPr>
+          <w:b/>
+          <w:bCs/>
+        </w:rPr>
+        <w:t>Farmer</w:t>
+      </w:r>
+      <w:r>
+        <w:rPr>
+          <w:b/>
+          <w:bCs/>
+        </w:rPr>
+        <w:t xml:space="preserve"> only}</w:t>
+      </w:r>
     </w:p>
     <w:p>
       <w:pPr>
@@ -296,7 +302,13 @@
         </w:numPr>
       </w:pPr>
       <w:r>
-        <w:t>Email + Phone</w:t>
+        <w:t xml:space="preserve">Email </w:t>
+      </w:r>
+      <w:r>
+        <w:t xml:space="preserve">{verification gets unique code} </w:t>
+      </w:r>
+      <w:r>
+        <w:t>+ Phone</w:t>
       </w:r>
     </w:p>
     <w:p>
@@ -348,17 +360,27 @@
           <w:ilvl w:val="0"/>
           <w:numId w:val="2"/>
         </w:numPr>
-      </w:pPr>
-      <w:r>
+        <w:rPr>
+          <w:color w:val="FFC000" w:themeColor="accent4"/>
+        </w:rPr>
+      </w:pPr>
+      <w:r>
+        <w:rPr>
+          <w:color w:val="FFC000" w:themeColor="accent4"/>
+        </w:rPr>
         <w:t xml:space="preserve">Verification email/SMS → </w:t>
       </w:r>
       <w:r>
         <w:rPr>
           <w:rFonts w:ascii="Segoe UI Emoji" w:hAnsi="Segoe UI Emoji" w:cs="Segoe UI Emoji"/>
+          <w:color w:val="FFC000" w:themeColor="accent4"/>
         </w:rPr>
         <w:t>✅</w:t>
       </w:r>
       <w:r>
+        <w:rPr>
+          <w:color w:val="FFC000" w:themeColor="accent4"/>
+        </w:rPr>
         <w:t xml:space="preserve"> Proceed to profile setup</w:t>
       </w:r>
     </w:p>
@@ -366,7 +388,7 @@
       <w:r>
         <w:lastRenderedPageBreak/>
         <w:pict w14:anchorId="0C47148F">
-          <v:rect id="_x0000_i1242" style="width:0;height:1.5pt" o:hralign="center" o:hrstd="t" o:hr="t" fillcolor="#a0a0a0" stroked="f"/>
+          <v:rect id="_x0000_i1026" style="width:0;height:1.5pt" o:hralign="center" o:hrstd="t" o:hr="t" fillcolor="#a0a0a0" stroked="f"/>
         </w:pict>
       </w:r>
     </w:p>
@@ -382,22 +404,21 @@
           <w:b/>
           <w:bCs/>
         </w:rPr>
-        <w:t>2️</w:t>
-      </w:r>
-      <w:r>
-        <w:rPr>
-          <w:rFonts w:ascii="Segoe UI Symbol" w:hAnsi="Segoe UI Symbol" w:cs="Segoe UI Symbol"/>
-          <w:b/>
-          <w:bCs/>
-        </w:rPr>
-        <w:t>⃣</w:t>
-      </w:r>
-      <w:r>
-        <w:rPr>
-          <w:b/>
-          <w:bCs/>
-        </w:rPr>
-        <w:t xml:space="preserve"> PROFILE SETUP FLOW</w:t>
+        <w:t>2</w:t>
+      </w:r>
+      <w:r>
+        <w:rPr>
+          <w:b/>
+          <w:bCs/>
+        </w:rPr>
+        <w:t xml:space="preserve"> </w:t>
+      </w:r>
+      <w:r>
+        <w:rPr>
+          <w:b/>
+          <w:bCs/>
+        </w:rPr>
+        <w:t>PROFILE SETUP FLOW</w:t>
       </w:r>
     </w:p>
     <w:p>
@@ -446,7 +467,10 @@
         </w:numPr>
       </w:pPr>
       <w:r>
-        <w:t>Personal Info: ID, selfie, phone, location</w:t>
+        <w:rPr>
+          <w:color w:val="538135" w:themeColor="accent6" w:themeShade="BF"/>
+        </w:rPr>
+        <w:t>Product Info: Photos, fertilizer/pesticide used, growth method</w:t>
       </w:r>
     </w:p>
     <w:p>
@@ -455,9 +479,31 @@
           <w:ilvl w:val="0"/>
           <w:numId w:val="3"/>
         </w:numPr>
-      </w:pPr>
-      <w:r>
-        <w:t>Product Info: Photos, fertilizer/pesticide used, growth method</w:t>
+        <w:rPr>
+          <w:color w:val="000000" w:themeColor="text1"/>
+          <w:highlight w:val="red"/>
+        </w:rPr>
+      </w:pPr>
+      <w:r>
+        <w:rPr>
+          <w:color w:val="000000" w:themeColor="text1"/>
+          <w:highlight w:val="red"/>
+        </w:rPr>
+        <w:t>Traceability (</w:t>
+      </w:r>
+      <w:r>
+        <w:rPr>
+          <w:color w:val="000000" w:themeColor="text1"/>
+          <w:highlight w:val="red"/>
+        </w:rPr>
+        <w:t>Block chain</w:t>
+      </w:r>
+      <w:r>
+        <w:rPr>
+          <w:color w:val="000000" w:themeColor="text1"/>
+          <w:highlight w:val="red"/>
+        </w:rPr>
+        <w:t>): Seed → Harvest data recorded</w:t>
       </w:r>
     </w:p>
     <w:p>
@@ -466,9 +512,15 @@
           <w:ilvl w:val="0"/>
           <w:numId w:val="3"/>
         </w:numPr>
-      </w:pPr>
-      <w:r>
-        <w:t>Traceability (Blockchain): Seed → Harvest data recorded</w:t>
+        <w:rPr>
+          <w:color w:val="FFD966" w:themeColor="accent4" w:themeTint="99"/>
+        </w:rPr>
+      </w:pPr>
+      <w:r>
+        <w:rPr>
+          <w:color w:val="FFD966" w:themeColor="accent4" w:themeTint="99"/>
+        </w:rPr>
+        <w:t>Previous Transactions &amp; Scores</w:t>
       </w:r>
     </w:p>
     <w:p>
@@ -477,9 +529,15 @@
           <w:ilvl w:val="0"/>
           <w:numId w:val="3"/>
         </w:numPr>
-      </w:pPr>
-      <w:r>
-        <w:t>Previous Transactions &amp; Scores</w:t>
+        <w:rPr>
+          <w:color w:val="FFD966" w:themeColor="accent4" w:themeTint="99"/>
+        </w:rPr>
+      </w:pPr>
+      <w:r>
+        <w:rPr>
+          <w:color w:val="FFD966" w:themeColor="accent4" w:themeTint="99"/>
+        </w:rPr>
+        <w:t>Reviews (from verified buyers)</w:t>
       </w:r>
     </w:p>
     <w:p>
@@ -488,19 +546,14 @@
           <w:ilvl w:val="0"/>
           <w:numId w:val="3"/>
         </w:numPr>
-      </w:pPr>
-      <w:r>
-        <w:t>Reviews (from verified buyers)</w:t>
-      </w:r>
-    </w:p>
-    <w:p>
-      <w:pPr>
-        <w:numPr>
-          <w:ilvl w:val="0"/>
-          <w:numId w:val="3"/>
-        </w:numPr>
-      </w:pPr>
-      <w:r>
+        <w:rPr>
+          <w:color w:val="FFD966" w:themeColor="accent4" w:themeTint="99"/>
+        </w:rPr>
+      </w:pPr>
+      <w:r>
+        <w:rPr>
+          <w:color w:val="FFD966" w:themeColor="accent4" w:themeTint="99"/>
+        </w:rPr>
         <w:t>Trust Score Badge visible on public profile</w:t>
       </w:r>
     </w:p>
@@ -548,9 +601,15 @@
           <w:ilvl w:val="0"/>
           <w:numId w:val="4"/>
         </w:numPr>
-      </w:pPr>
-      <w:r>
-        <w:t>Personal Info: ID, phone, email, location</w:t>
+        <w:rPr>
+          <w:color w:val="FFE599" w:themeColor="accent4" w:themeTint="66"/>
+        </w:rPr>
+      </w:pPr>
+      <w:r>
+        <w:rPr>
+          <w:color w:val="FFE599" w:themeColor="accent4" w:themeTint="66"/>
+        </w:rPr>
+        <w:t>Viewable Purchase History</w:t>
       </w:r>
     </w:p>
     <w:p>
@@ -559,9 +618,15 @@
           <w:ilvl w:val="0"/>
           <w:numId w:val="4"/>
         </w:numPr>
-      </w:pPr>
-      <w:r>
-        <w:t>Viewable Purchase History</w:t>
+        <w:rPr>
+          <w:color w:val="FFE599" w:themeColor="accent4" w:themeTint="66"/>
+        </w:rPr>
+      </w:pPr>
+      <w:r>
+        <w:rPr>
+          <w:color w:val="FFE599" w:themeColor="accent4" w:themeTint="66"/>
+        </w:rPr>
+        <w:t>Ratings (based on transactions)</w:t>
       </w:r>
     </w:p>
     <w:p>
@@ -570,9 +635,15 @@
           <w:ilvl w:val="0"/>
           <w:numId w:val="4"/>
         </w:numPr>
-      </w:pPr>
-      <w:r>
-        <w:t>Ratings (based on transactions)</w:t>
+        <w:rPr>
+          <w:color w:val="FFE599" w:themeColor="accent4" w:themeTint="66"/>
+        </w:rPr>
+      </w:pPr>
+      <w:r>
+        <w:rPr>
+          <w:color w:val="FFE599" w:themeColor="accent4" w:themeTint="66"/>
+        </w:rPr>
+        <w:t>Tenders Created</w:t>
       </w:r>
     </w:p>
     <w:p>
@@ -581,26 +652,27 @@
           <w:ilvl w:val="0"/>
           <w:numId w:val="4"/>
         </w:numPr>
-      </w:pPr>
-      <w:r>
-        <w:t>Tenders Created</w:t>
-      </w:r>
-    </w:p>
-    <w:p>
-      <w:pPr>
-        <w:numPr>
-          <w:ilvl w:val="0"/>
-          <w:numId w:val="4"/>
-        </w:numPr>
-      </w:pPr>
-      <w:r>
+        <w:rPr>
+          <w:color w:val="FFE599" w:themeColor="accent4" w:themeTint="66"/>
+        </w:rPr>
+      </w:pPr>
+      <w:r>
+        <w:rPr>
+          <w:color w:val="FFE599" w:themeColor="accent4" w:themeTint="66"/>
+        </w:rPr>
         <w:t>Verification Status</w:t>
       </w:r>
+      <w:r>
+        <w:rPr>
+          <w:color w:val="FFE599" w:themeColor="accent4" w:themeTint="66"/>
+        </w:rPr>
+        <w:t xml:space="preserve"> Badges</w:t>
+      </w:r>
     </w:p>
     <w:p>
       <w:r>
         <w:pict w14:anchorId="1DEC5FE2">
-          <v:rect id="_x0000_i1243" style="width:0;height:1.5pt" o:hralign="center" o:hrstd="t" o:hr="t" fillcolor="#a0a0a0" stroked="f"/>
+          <v:rect id="_x0000_i1027" style="width:0;height:1.5pt" o:hralign="center" o:hrstd="t" o:hr="t" fillcolor="#a0a0a0" stroked="f"/>
         </w:pict>
       </w:r>
     </w:p>
@@ -616,22 +688,21 @@
           <w:b/>
           <w:bCs/>
         </w:rPr>
-        <w:t>3️</w:t>
-      </w:r>
-      <w:r>
-        <w:rPr>
-          <w:rFonts w:ascii="Segoe UI Symbol" w:hAnsi="Segoe UI Symbol" w:cs="Segoe UI Symbol"/>
-          <w:b/>
-          <w:bCs/>
-        </w:rPr>
-        <w:t>⃣</w:t>
-      </w:r>
-      <w:r>
-        <w:rPr>
-          <w:b/>
-          <w:bCs/>
-        </w:rPr>
-        <w:t xml:space="preserve"> DASHBOARD INTERFACE</w:t>
+        <w:t>3</w:t>
+      </w:r>
+      <w:r>
+        <w:rPr>
+          <w:b/>
+          <w:bCs/>
+        </w:rPr>
+        <w:t xml:space="preserve"> </w:t>
+      </w:r>
+      <w:r>
+        <w:rPr>
+          <w:b/>
+          <w:bCs/>
+        </w:rPr>
+        <w:t>DASHBOARD INTERFACE</w:t>
       </w:r>
     </w:p>
     <w:p>
@@ -663,16 +734,29 @@
           <w:ilvl w:val="0"/>
           <w:numId w:val="5"/>
         </w:numPr>
-      </w:pPr>
-      <w:r>
-        <w:rPr>
-          <w:b/>
-          <w:bCs/>
+        <w:rPr>
+          <w:color w:val="FFE599" w:themeColor="accent4" w:themeTint="66"/>
+        </w:rPr>
+      </w:pPr>
+      <w:r>
+        <w:rPr>
+          <w:b/>
+          <w:bCs/>
+          <w:color w:val="FFE599" w:themeColor="accent4" w:themeTint="66"/>
         </w:rPr>
         <w:t>Analytics:</w:t>
       </w:r>
       <w:r>
+        <w:rPr>
+          <w:color w:val="FFE599" w:themeColor="accent4" w:themeTint="66"/>
+        </w:rPr>
         <w:t xml:space="preserve"> trending commodities, average prices by county, top products</w:t>
+      </w:r>
+      <w:r>
+        <w:rPr>
+          <w:color w:val="FFE599" w:themeColor="accent4" w:themeTint="66"/>
+        </w:rPr>
+        <w:t xml:space="preserve"> {AD paid feature}</w:t>
       </w:r>
     </w:p>
     <w:p>
@@ -681,15 +765,22 @@
           <w:ilvl w:val="0"/>
           <w:numId w:val="5"/>
         </w:numPr>
-      </w:pPr>
-      <w:r>
-        <w:rPr>
-          <w:b/>
-          <w:bCs/>
+        <w:rPr>
+          <w:color w:val="FFE599" w:themeColor="accent4" w:themeTint="66"/>
+        </w:rPr>
+      </w:pPr>
+      <w:r>
+        <w:rPr>
+          <w:b/>
+          <w:bCs/>
+          <w:color w:val="FFE599" w:themeColor="accent4" w:themeTint="66"/>
         </w:rPr>
         <w:t>My Products:</w:t>
       </w:r>
       <w:r>
+        <w:rPr>
+          <w:color w:val="FFE599" w:themeColor="accent4" w:themeTint="66"/>
+        </w:rPr>
         <w:t xml:space="preserve"> upload/manage listings, boost with coins</w:t>
       </w:r>
     </w:p>
@@ -699,15 +790,22 @@
           <w:ilvl w:val="0"/>
           <w:numId w:val="5"/>
         </w:numPr>
-      </w:pPr>
-      <w:r>
-        <w:rPr>
-          <w:b/>
-          <w:bCs/>
+        <w:rPr>
+          <w:color w:val="FFE599" w:themeColor="accent4" w:themeTint="66"/>
+        </w:rPr>
+      </w:pPr>
+      <w:r>
+        <w:rPr>
+          <w:b/>
+          <w:bCs/>
+          <w:color w:val="FFE599" w:themeColor="accent4" w:themeTint="66"/>
         </w:rPr>
         <w:t>Fellow Farmers:</w:t>
       </w:r>
       <w:r>
+        <w:rPr>
+          <w:color w:val="FFE599" w:themeColor="accent4" w:themeTint="66"/>
+        </w:rPr>
         <w:t xml:space="preserve"> network &amp; collaborate</w:t>
       </w:r>
     </w:p>
@@ -717,15 +815,22 @@
           <w:ilvl w:val="0"/>
           <w:numId w:val="5"/>
         </w:numPr>
-      </w:pPr>
-      <w:r>
-        <w:rPr>
-          <w:b/>
-          <w:bCs/>
+        <w:rPr>
+          <w:color w:val="FFE599" w:themeColor="accent4" w:themeTint="66"/>
+        </w:rPr>
+      </w:pPr>
+      <w:r>
+        <w:rPr>
+          <w:b/>
+          <w:bCs/>
+          <w:color w:val="FFE599" w:themeColor="accent4" w:themeTint="66"/>
         </w:rPr>
         <w:t>Bids:</w:t>
       </w:r>
       <w:r>
+        <w:rPr>
+          <w:color w:val="FFE599" w:themeColor="accent4" w:themeTint="66"/>
+        </w:rPr>
         <w:t xml:space="preserve"> view tenders in your category</w:t>
       </w:r>
     </w:p>
@@ -735,16 +840,43 @@
           <w:ilvl w:val="0"/>
           <w:numId w:val="5"/>
         </w:numPr>
-      </w:pPr>
-      <w:r>
-        <w:rPr>
-          <w:b/>
-          <w:bCs/>
+        <w:rPr>
+          <w:color w:val="FFE599" w:themeColor="accent4" w:themeTint="66"/>
+        </w:rPr>
+      </w:pPr>
+      <w:r>
+        <w:rPr>
+          <w:b/>
+          <w:bCs/>
+          <w:color w:val="FFE599" w:themeColor="accent4" w:themeTint="66"/>
         </w:rPr>
         <w:t>Chat:</w:t>
       </w:r>
       <w:r>
+        <w:rPr>
+          <w:color w:val="FFE599" w:themeColor="accent4" w:themeTint="66"/>
+        </w:rPr>
         <w:t xml:space="preserve"> talk to buyers (verified only)</w:t>
+      </w:r>
+      <w:r>
+        <w:rPr>
+          <w:color w:val="FFE599" w:themeColor="accent4" w:themeTint="66"/>
+        </w:rPr>
+        <w:t xml:space="preserve"> {</w:t>
+      </w:r>
+      <w:proofErr w:type="spellStart"/>
+      <w:r>
+        <w:rPr>
+          <w:color w:val="FFE599" w:themeColor="accent4" w:themeTint="66"/>
+        </w:rPr>
+        <w:t>whatsapp</w:t>
+      </w:r>
+      <w:proofErr w:type="spellEnd"/>
+      <w:r>
+        <w:rPr>
+          <w:color w:val="FFE599" w:themeColor="accent4" w:themeTint="66"/>
+        </w:rPr>
+        <w:t>}</w:t>
       </w:r>
     </w:p>
     <w:p>
@@ -753,15 +885,22 @@
           <w:ilvl w:val="0"/>
           <w:numId w:val="5"/>
         </w:numPr>
-      </w:pPr>
-      <w:r>
-        <w:rPr>
-          <w:b/>
-          <w:bCs/>
+        <w:rPr>
+          <w:color w:val="FFE599" w:themeColor="accent4" w:themeTint="66"/>
+        </w:rPr>
+      </w:pPr>
+      <w:r>
+        <w:rPr>
+          <w:b/>
+          <w:bCs/>
+          <w:color w:val="FFE599" w:themeColor="accent4" w:themeTint="66"/>
         </w:rPr>
         <w:t>Wallet:</w:t>
       </w:r>
       <w:r>
+        <w:rPr>
+          <w:color w:val="FFE599" w:themeColor="accent4" w:themeTint="66"/>
+        </w:rPr>
         <w:t xml:space="preserve"> coin balance &amp; renewals</w:t>
       </w:r>
     </w:p>
@@ -796,7 +935,6 @@
         </w:numPr>
       </w:pPr>
       <w:r>
-        <w:lastRenderedPageBreak/>
         <w:t xml:space="preserve">Browse by category: </w:t>
       </w:r>
       <w:r>
@@ -826,6 +964,7 @@
         </w:numPr>
       </w:pPr>
       <w:r>
+        <w:lastRenderedPageBreak/>
         <w:t>Product photo, price/kg, farmer score, county</w:t>
       </w:r>
     </w:p>
@@ -846,8 +985,14 @@
           <w:ilvl w:val="1"/>
           <w:numId w:val="6"/>
         </w:numPr>
-      </w:pPr>
-      <w:r>
+        <w:rPr>
+          <w:highlight w:val="red"/>
+        </w:rPr>
+      </w:pPr>
+      <w:r>
+        <w:rPr>
+          <w:highlight w:val="red"/>
+        </w:rPr>
         <w:t>Blockchain traceability data</w:t>
       </w:r>
     </w:p>
@@ -879,14 +1024,21 @@
           <w:ilvl w:val="0"/>
           <w:numId w:val="6"/>
         </w:numPr>
-      </w:pPr>
-      <w:r>
+        <w:rPr>
+          <w:color w:val="FFE599" w:themeColor="accent4" w:themeTint="66"/>
+        </w:rPr>
+      </w:pPr>
+      <w:r>
+        <w:rPr>
+          <w:color w:val="FFE599" w:themeColor="accent4" w:themeTint="66"/>
+        </w:rPr>
         <w:t xml:space="preserve">Create </w:t>
       </w:r>
       <w:r>
         <w:rPr>
           <w:b/>
           <w:bCs/>
+          <w:color w:val="FFE599" w:themeColor="accent4" w:themeTint="66"/>
         </w:rPr>
         <w:t>Tenders</w:t>
       </w:r>
@@ -897,19 +1049,35 @@
           <w:ilvl w:val="0"/>
           <w:numId w:val="6"/>
         </w:numPr>
-      </w:pPr>
-      <w:r>
+        <w:rPr>
+          <w:color w:val="FFE599" w:themeColor="accent4" w:themeTint="66"/>
+        </w:rPr>
+      </w:pPr>
+      <w:r>
+        <w:rPr>
+          <w:color w:val="FFE599" w:themeColor="accent4" w:themeTint="66"/>
+        </w:rPr>
         <w:t xml:space="preserve">View </w:t>
       </w:r>
       <w:r>
         <w:rPr>
           <w:b/>
           <w:bCs/>
+          <w:color w:val="FFE599" w:themeColor="accent4" w:themeTint="66"/>
         </w:rPr>
         <w:t>Analytics</w:t>
       </w:r>
       <w:r>
+        <w:rPr>
+          <w:color w:val="FFE599" w:themeColor="accent4" w:themeTint="66"/>
+        </w:rPr>
         <w:t xml:space="preserve"> (average prices per county)</w:t>
+      </w:r>
+      <w:r>
+        <w:rPr>
+          <w:color w:val="FFE599" w:themeColor="accent4" w:themeTint="66"/>
+        </w:rPr>
+        <w:t xml:space="preserve"> Charts to display prices, weather API </w:t>
       </w:r>
     </w:p>
     <w:p>
@@ -918,15 +1086,21 @@
           <w:ilvl w:val="0"/>
           <w:numId w:val="6"/>
         </w:numPr>
-      </w:pPr>
-      <w:r>
+        <w:rPr>
+          <w:color w:val="FFE599" w:themeColor="accent4" w:themeTint="66"/>
+        </w:rPr>
+      </w:pPr>
+      <w:r>
+        <w:rPr>
+          <w:color w:val="FFE599" w:themeColor="accent4" w:themeTint="66"/>
+        </w:rPr>
         <w:t>Chat with sellers (free)</w:t>
       </w:r>
     </w:p>
     <w:p>
       <w:r>
         <w:pict w14:anchorId="102721D8">
-          <v:rect id="_x0000_i1244" style="width:0;height:1.5pt" o:hralign="center" o:hrstd="t" o:hr="t" fillcolor="#a0a0a0" stroked="f"/>
+          <v:rect id="_x0000_i1028" style="width:0;height:1.5pt" o:hralign="center" o:hrstd="t" o:hr="t" fillcolor="#a0a0a0" stroked="f"/>
         </w:pict>
       </w:r>
     </w:p>
@@ -935,36 +1109,24 @@
         <w:rPr>
           <w:b/>
           <w:bCs/>
-        </w:rPr>
-      </w:pPr>
-      <w:r>
-        <w:rPr>
-          <w:b/>
-          <w:bCs/>
-        </w:rPr>
-        <w:t>4️</w:t>
-      </w:r>
-      <w:r>
-        <w:rPr>
-          <w:rFonts w:ascii="Segoe UI Symbol" w:hAnsi="Segoe UI Symbol" w:cs="Segoe UI Symbol"/>
-          <w:b/>
-          <w:bCs/>
-        </w:rPr>
-        <w:t>⃣</w:t>
-      </w:r>
-      <w:r>
-        <w:rPr>
-          <w:b/>
-          <w:bCs/>
-        </w:rPr>
-        <w:t xml:space="preserve"> COINS &amp; PREMIUM MODEL</w:t>
-      </w:r>
-    </w:p>
-    <w:p>
-      <w:pPr>
-        <w:rPr>
-          <w:b/>
-          <w:bCs/>
+          <w:color w:val="FFE599" w:themeColor="accent4" w:themeTint="66"/>
+        </w:rPr>
+      </w:pPr>
+      <w:r>
+        <w:rPr>
+          <w:b/>
+          <w:bCs/>
+          <w:color w:val="FFE599" w:themeColor="accent4" w:themeTint="66"/>
+        </w:rPr>
+        <w:t>4 COINS &amp; PREMIUM MODEL</w:t>
+      </w:r>
+    </w:p>
+    <w:p>
+      <w:pPr>
+        <w:rPr>
+          <w:b/>
+          <w:bCs/>
+          <w:color w:val="FFE599" w:themeColor="accent4" w:themeTint="66"/>
         </w:rPr>
       </w:pPr>
       <w:r>
@@ -972,6 +1134,7 @@
           <w:rFonts w:ascii="Segoe UI Emoji" w:hAnsi="Segoe UI Emoji" w:cs="Segoe UI Emoji"/>
           <w:b/>
           <w:bCs/>
+          <w:color w:val="FFE599" w:themeColor="accent4" w:themeTint="66"/>
         </w:rPr>
         <w:t>💰</w:t>
       </w:r>
@@ -979,24 +1142,35 @@
         <w:rPr>
           <w:b/>
           <w:bCs/>
+          <w:color w:val="FFE599" w:themeColor="accent4" w:themeTint="66"/>
         </w:rPr>
         <w:t xml:space="preserve"> Startup Phase (First 100 sellers &amp; 50 buyers)</w:t>
       </w:r>
     </w:p>
     <w:p>
+      <w:pPr>
+        <w:rPr>
+          <w:color w:val="FFE599" w:themeColor="accent4" w:themeTint="66"/>
+        </w:rPr>
+      </w:pPr>
       <w:r>
         <w:rPr>
           <w:rFonts w:ascii="Segoe UI Emoji" w:hAnsi="Segoe UI Emoji" w:cs="Segoe UI Emoji"/>
+          <w:color w:val="FFE599" w:themeColor="accent4" w:themeTint="66"/>
         </w:rPr>
         <w:t>✅</w:t>
       </w:r>
       <w:r>
+        <w:rPr>
+          <w:color w:val="FFE599" w:themeColor="accent4" w:themeTint="66"/>
+        </w:rPr>
         <w:t xml:space="preserve"> </w:t>
       </w:r>
       <w:r>
         <w:rPr>
           <w:b/>
           <w:bCs/>
+          <w:color w:val="FFE599" w:themeColor="accent4" w:themeTint="66"/>
         </w:rPr>
         <w:t>Free Access for all users</w:t>
       </w:r>
@@ -1007,18 +1181,28 @@
           <w:ilvl w:val="0"/>
           <w:numId w:val="7"/>
         </w:numPr>
-      </w:pPr>
-      <w:r>
+        <w:rPr>
+          <w:color w:val="FFE599" w:themeColor="accent4" w:themeTint="66"/>
+        </w:rPr>
+      </w:pPr>
+      <w:r>
+        <w:rPr>
+          <w:color w:val="FFE599" w:themeColor="accent4" w:themeTint="66"/>
+        </w:rPr>
         <w:t xml:space="preserve">Farmers get </w:t>
       </w:r>
       <w:r>
         <w:rPr>
           <w:b/>
           <w:bCs/>
+          <w:color w:val="FFE599" w:themeColor="accent4" w:themeTint="66"/>
         </w:rPr>
         <w:t>100 free coins</w:t>
       </w:r>
       <w:r>
+        <w:rPr>
+          <w:color w:val="FFE599" w:themeColor="accent4" w:themeTint="66"/>
+        </w:rPr>
         <w:t xml:space="preserve"> upon signup</w:t>
       </w:r>
     </w:p>
@@ -1028,8 +1212,14 @@
           <w:ilvl w:val="0"/>
           <w:numId w:val="7"/>
         </w:numPr>
-      </w:pPr>
-      <w:r>
+        <w:rPr>
+          <w:color w:val="FFE599" w:themeColor="accent4" w:themeTint="66"/>
+        </w:rPr>
+      </w:pPr>
+      <w:r>
+        <w:rPr>
+          <w:color w:val="FFE599" w:themeColor="accent4" w:themeTint="66"/>
+        </w:rPr>
         <w:t>No subscription for the first month</w:t>
       </w:r>
     </w:p>
@@ -1039,22 +1229,48 @@
           <w:ilvl w:val="0"/>
           <w:numId w:val="7"/>
         </w:numPr>
-      </w:pPr>
-      <w:r>
+        <w:rPr>
+          <w:color w:val="FFE599" w:themeColor="accent4" w:themeTint="66"/>
+        </w:rPr>
+      </w:pPr>
+      <w:r>
+        <w:rPr>
+          <w:color w:val="FFE599" w:themeColor="accent4" w:themeTint="66"/>
+        </w:rPr>
         <w:t xml:space="preserve">Buyers use platform for </w:t>
       </w:r>
       <w:r>
         <w:rPr>
           <w:b/>
           <w:bCs/>
+          <w:color w:val="FFE599" w:themeColor="accent4" w:themeTint="66"/>
         </w:rPr>
         <w:t>free always</w:t>
       </w:r>
     </w:p>
     <w:p>
+      <w:pPr>
+        <w:numPr>
+          <w:ilvl w:val="0"/>
+          <w:numId w:val="7"/>
+        </w:numPr>
+        <w:rPr>
+          <w:color w:val="FFE599" w:themeColor="accent4" w:themeTint="66"/>
+        </w:rPr>
+      </w:pPr>
+      <w:r>
+        <w:rPr>
+          <w:b/>
+          <w:bCs/>
+          <w:color w:val="FFE599" w:themeColor="accent4" w:themeTint="66"/>
+        </w:rPr>
+        <w:t>Daraja API’s</w:t>
+      </w:r>
+    </w:p>
+    <w:p>
       <w:r>
         <w:pict w14:anchorId="484A0C8C">
-          <v:rect id="_x0000_i1245" style="width:0;height:1.5pt" o:hralign="center" o:hrstd="t" o:hr="t" fillcolor="#a0a0a0" stroked="f"/>
+          <v:rect id="_x0000_i1029" style="width:0;height:1.5pt" o:hralign="center" o:hrstd="t" o:hr="t" fillcolor="#a0a0a0" stroked="f"/>
         </w:pict>
       </w:r>
     </w:p>
@@ -1125,25 +1341,15 @@
           <w:ilvl w:val="0"/>
           <w:numId w:val="8"/>
         </w:numPr>
-      </w:pPr>
-      <w:r>
-        <w:t xml:space="preserve">Monthly Subscription: </w:t>
-      </w:r>
-      <w:proofErr w:type="spellStart"/>
-      <w:r>
-        <w:rPr>
-          <w:b/>
-          <w:bCs/>
-        </w:rPr>
-        <w:t>Ksh</w:t>
-      </w:r>
-      <w:proofErr w:type="spellEnd"/>
-      <w:r>
-        <w:rPr>
-          <w:b/>
-          <w:bCs/>
-        </w:rPr>
-        <w:t xml:space="preserve"> 499/month</w:t>
+        <w:rPr>
+          <w:color w:val="FFE599" w:themeColor="accent4" w:themeTint="66"/>
+        </w:rPr>
+      </w:pPr>
+      <w:r>
+        <w:rPr>
+          <w:color w:val="FFE599" w:themeColor="accent4" w:themeTint="66"/>
+        </w:rPr>
+        <w:t>Coins System:</w:t>
       </w:r>
     </w:p>
     <w:p>
@@ -1152,9 +1358,21 @@
           <w:ilvl w:val="1"/>
           <w:numId w:val="8"/>
         </w:numPr>
-      </w:pPr>
-      <w:r>
-        <w:t>Keeps profile active &amp; visible</w:t>
+        <w:rPr>
+          <w:color w:val="FFE599" w:themeColor="accent4" w:themeTint="66"/>
+        </w:rPr>
+      </w:pPr>
+      <w:r>
+        <w:rPr>
+          <w:color w:val="FFE599" w:themeColor="accent4" w:themeTint="66"/>
+        </w:rPr>
+        <w:t>Minimum amount 100</w:t>
+      </w:r>
+      <w:r>
+        <w:rPr>
+          <w:color w:val="FFE599" w:themeColor="accent4" w:themeTint="66"/>
+        </w:rPr>
+        <w:t>ksh</w:t>
       </w:r>
     </w:p>
     <w:p>
@@ -1163,9 +1381,143 @@
           <w:ilvl w:val="1"/>
           <w:numId w:val="8"/>
         </w:numPr>
-      </w:pPr>
-      <w:r>
-        <w:t>Allows product uploads + tender bidding</w:t>
+        <w:rPr>
+          <w:color w:val="FFE599" w:themeColor="accent4" w:themeTint="66"/>
+        </w:rPr>
+      </w:pPr>
+      <w:r>
+        <w:rPr>
+          <w:color w:val="FFE599" w:themeColor="accent4" w:themeTint="66"/>
+        </w:rPr>
+        <w:t>100 Ksh = 12</w:t>
+      </w:r>
+      <w:r>
+        <w:rPr>
+          <w:color w:val="FFE599" w:themeColor="accent4" w:themeTint="66"/>
+        </w:rPr>
+        <w:t>0 coins</w:t>
+      </w:r>
+      <w:r>
+        <w:rPr>
+          <w:color w:val="FFE599" w:themeColor="accent4" w:themeTint="66"/>
+        </w:rPr>
+        <w:t xml:space="preserve"> {conversion rate}</w:t>
+      </w:r>
+    </w:p>
+    <w:p>
+      <w:pPr>
+        <w:numPr>
+          <w:ilvl w:val="1"/>
+          <w:numId w:val="8"/>
+        </w:numPr>
+        <w:rPr>
+          <w:color w:val="FFE599" w:themeColor="accent4" w:themeTint="66"/>
+        </w:rPr>
+      </w:pPr>
+      <w:r>
+        <w:rPr>
+          <w:color w:val="FFE599" w:themeColor="accent4" w:themeTint="66"/>
+        </w:rPr>
+        <w:t>Posting products @ 30</w:t>
+      </w:r>
+      <w:r>
+        <w:rPr>
+          <w:color w:val="FFE599" w:themeColor="accent4" w:themeTint="66"/>
+        </w:rPr>
+        <w:t xml:space="preserve"> coins</w:t>
+      </w:r>
+      <w:r>
+        <w:rPr>
+          <w:color w:val="FFE599" w:themeColor="accent4" w:themeTint="66"/>
+        </w:rPr>
+        <w:t xml:space="preserve"> per week</w:t>
+      </w:r>
+      <w:r>
+        <w:rPr>
+          <w:color w:val="FFE599" w:themeColor="accent4" w:themeTint="66"/>
+        </w:rPr>
+        <w:t>, 100 coins per month,</w:t>
+      </w:r>
+    </w:p>
+    <w:p>
+      <w:pPr>
+        <w:numPr>
+          <w:ilvl w:val="1"/>
+          <w:numId w:val="8"/>
+        </w:numPr>
+        <w:rPr>
+          <w:color w:val="FFE599" w:themeColor="accent4" w:themeTint="66"/>
+        </w:rPr>
+      </w:pPr>
+      <w:r>
+        <w:rPr>
+          <w:color w:val="FFE599" w:themeColor="accent4" w:themeTint="66"/>
+        </w:rPr>
+        <w:t>Auto charge</w:t>
+      </w:r>
+      <w:r>
+        <w:rPr>
+          <w:color w:val="FFE599" w:themeColor="accent4" w:themeTint="66"/>
+        </w:rPr>
+        <w:t xml:space="preserve"> feature for posting products</w:t>
+      </w:r>
+    </w:p>
+    <w:p>
+      <w:pPr>
+        <w:numPr>
+          <w:ilvl w:val="1"/>
+          <w:numId w:val="8"/>
+        </w:numPr>
+        <w:rPr>
+          <w:color w:val="FFE599" w:themeColor="accent4" w:themeTint="66"/>
+        </w:rPr>
+      </w:pPr>
+      <w:r>
+        <w:rPr>
+          <w:color w:val="FFE599" w:themeColor="accent4" w:themeTint="66"/>
+        </w:rPr>
+        <w:t>Tender bid = 1</w:t>
+      </w:r>
+      <w:r>
+        <w:rPr>
+          <w:color w:val="FFE599" w:themeColor="accent4" w:themeTint="66"/>
+        </w:rPr>
+        <w:t>00 coins</w:t>
+      </w:r>
+    </w:p>
+    <w:p>
+      <w:pPr>
+        <w:numPr>
+          <w:ilvl w:val="1"/>
+          <w:numId w:val="8"/>
+        </w:numPr>
+        <w:rPr>
+          <w:color w:val="FFE599" w:themeColor="accent4" w:themeTint="66"/>
+        </w:rPr>
+      </w:pPr>
+      <w:r>
+        <w:rPr>
+          <w:color w:val="FFE599" w:themeColor="accent4" w:themeTint="66"/>
+        </w:rPr>
+        <w:t>Profile Boost = { AD’s poste</w:t>
+      </w:r>
+      <w:r>
+        <w:rPr>
+          <w:color w:val="FFE599" w:themeColor="accent4" w:themeTint="66"/>
+        </w:rPr>
+        <w:t>r</w:t>
+      </w:r>
+      <w:r>
+        <w:rPr>
+          <w:color w:val="FFE599" w:themeColor="accent4" w:themeTint="66"/>
+        </w:rPr>
+        <w:t>s</w:t>
+      </w:r>
+      <w:r>
+        <w:rPr>
+          <w:color w:val="FFE599" w:themeColor="accent4" w:themeTint="66"/>
+        </w:rPr>
+        <w:t>}</w:t>
       </w:r>
     </w:p>
     <w:p>
@@ -1174,61 +1526,15 @@
           <w:ilvl w:val="0"/>
           <w:numId w:val="8"/>
         </w:numPr>
-      </w:pPr>
-      <w:r>
-        <w:t>Coins System:</w:t>
-      </w:r>
-    </w:p>
-    <w:p>
-      <w:pPr>
-        <w:numPr>
-          <w:ilvl w:val="1"/>
-          <w:numId w:val="8"/>
-        </w:numPr>
-      </w:pPr>
-      <w:r>
-        <w:t xml:space="preserve">70 </w:t>
-      </w:r>
-      <w:proofErr w:type="spellStart"/>
-      <w:r>
-        <w:t>Ksh</w:t>
-      </w:r>
-      <w:proofErr w:type="spellEnd"/>
-      <w:r>
-        <w:t xml:space="preserve"> = 100 coins</w:t>
-      </w:r>
-    </w:p>
-    <w:p>
-      <w:pPr>
-        <w:numPr>
-          <w:ilvl w:val="1"/>
-          <w:numId w:val="8"/>
-        </w:numPr>
-      </w:pPr>
-      <w:r>
-        <w:t>Tender bid = 200 coins</w:t>
-      </w:r>
-    </w:p>
-    <w:p>
-      <w:pPr>
-        <w:numPr>
-          <w:ilvl w:val="1"/>
-          <w:numId w:val="8"/>
-        </w:numPr>
-      </w:pPr>
-      <w:r>
+        <w:rPr>
+          <w:color w:val="FFE599" w:themeColor="accent4" w:themeTint="66"/>
+        </w:rPr>
+      </w:pPr>
+      <w:r>
+        <w:rPr>
+          <w:color w:val="FFE599" w:themeColor="accent4" w:themeTint="66"/>
+        </w:rPr>
         <w:lastRenderedPageBreak/>
-        <w:t>Profile Boost = 500 coins for 7 days</w:t>
-      </w:r>
-    </w:p>
-    <w:p>
-      <w:pPr>
-        <w:numPr>
-          <w:ilvl w:val="0"/>
-          <w:numId w:val="8"/>
-        </w:numPr>
-      </w:pPr>
-      <w:r>
         <w:t>Auto-renew option available</w:t>
       </w:r>
     </w:p>
@@ -1237,6 +1543,7 @@
         <w:rPr>
           <w:b/>
           <w:bCs/>
+          <w:color w:val="FFE599" w:themeColor="accent4" w:themeTint="66"/>
         </w:rPr>
       </w:pPr>
       <w:r>
@@ -1244,6 +1551,7 @@
           <w:rFonts w:ascii="Segoe UI Emoji" w:hAnsi="Segoe UI Emoji" w:cs="Segoe UI Emoji"/>
           <w:b/>
           <w:bCs/>
+          <w:color w:val="FFE599" w:themeColor="accent4" w:themeTint="66"/>
         </w:rPr>
         <w:t>🧑</w:t>
       </w:r>
@@ -1251,6 +1559,7 @@
         <w:rPr>
           <w:b/>
           <w:bCs/>
+          <w:color w:val="FFE599" w:themeColor="accent4" w:themeTint="66"/>
         </w:rPr>
         <w:t>‍</w:t>
       </w:r>
@@ -1259,6 +1568,7 @@
           <w:rFonts w:ascii="Segoe UI Emoji" w:hAnsi="Segoe UI Emoji" w:cs="Segoe UI Emoji"/>
           <w:b/>
           <w:bCs/>
+          <w:color w:val="FFE599" w:themeColor="accent4" w:themeTint="66"/>
         </w:rPr>
         <w:t>💼</w:t>
       </w:r>
@@ -1266,8 +1576,27 @@
         <w:rPr>
           <w:b/>
           <w:bCs/>
-        </w:rPr>
-        <w:t xml:space="preserve"> For Buyers:</w:t>
+          <w:color w:val="FFE599" w:themeColor="accent4" w:themeTint="66"/>
+        </w:rPr>
+        <w:t xml:space="preserve"> </w:t>
+      </w:r>
+      <w:proofErr w:type="gramStart"/>
+      <w:r>
+        <w:rPr>
+          <w:b/>
+          <w:bCs/>
+          <w:color w:val="FFE599" w:themeColor="accent4" w:themeTint="66"/>
+        </w:rPr>
+        <w:t>For</w:t>
+      </w:r>
+      <w:proofErr w:type="gramEnd"/>
+      <w:r>
+        <w:rPr>
+          <w:b/>
+          <w:bCs/>
+          <w:color w:val="FFE599" w:themeColor="accent4" w:themeTint="66"/>
+        </w:rPr>
+        <w:t xml:space="preserve"> Buyers:</w:t>
       </w:r>
     </w:p>
     <w:p>
@@ -1299,13 +1628,16 @@
         </w:numPr>
       </w:pPr>
       <w:r>
+        <w:rPr>
+          <w:color w:val="FFE599" w:themeColor="accent4" w:themeTint="66"/>
+        </w:rPr>
         <w:t>Can create tenders, browse, and chat freely</w:t>
       </w:r>
     </w:p>
     <w:p>
       <w:r>
         <w:pict w14:anchorId="5BD02FB9">
-          <v:rect id="_x0000_i1246" style="width:0;height:1.5pt" o:hralign="center" o:hrstd="t" o:hr="t" fillcolor="#a0a0a0" stroked="f"/>
+          <v:rect id="_x0000_i1030" style="width:0;height:1.5pt" o:hralign="center" o:hrstd="t" o:hr="t" fillcolor="#a0a0a0" stroked="f"/>
         </w:pict>
       </w:r>
     </w:p>
@@ -1314,29 +1646,32 @@
         <w:rPr>
           <w:b/>
           <w:bCs/>
-        </w:rPr>
-      </w:pPr>
-      <w:r>
-        <w:rPr>
-          <w:b/>
-          <w:bCs/>
-        </w:rPr>
-        <w:t>5️</w:t>
-      </w:r>
-      <w:r>
-        <w:rPr>
-          <w:rFonts w:ascii="Segoe UI Symbol" w:hAnsi="Segoe UI Symbol" w:cs="Segoe UI Symbol"/>
-          <w:b/>
-          <w:bCs/>
-        </w:rPr>
-        <w:t>⃣</w:t>
-      </w:r>
-      <w:r>
-        <w:rPr>
-          <w:b/>
-          <w:bCs/>
-        </w:rPr>
-        <w:t xml:space="preserve"> BLOCKCHAIN TRACEABILITY FLOW</w:t>
+          <w:color w:val="FF0000"/>
+        </w:rPr>
+      </w:pPr>
+      <w:r>
+        <w:rPr>
+          <w:b/>
+          <w:bCs/>
+          <w:color w:val="FF0000"/>
+        </w:rPr>
+        <w:t>5</w:t>
+      </w:r>
+      <w:r>
+        <w:rPr>
+          <w:b/>
+          <w:bCs/>
+          <w:color w:val="FF0000"/>
+        </w:rPr>
+        <w:t xml:space="preserve"> </w:t>
+      </w:r>
+      <w:r>
+        <w:rPr>
+          <w:b/>
+          <w:bCs/>
+          <w:color w:val="FF0000"/>
+        </w:rPr>
+        <w:t>BLOCKCHAIN TRACEABILITY FLOW</w:t>
       </w:r>
     </w:p>
     <w:p>
@@ -1345,8 +1680,14 @@
           <w:ilvl w:val="0"/>
           <w:numId w:val="10"/>
         </w:numPr>
-      </w:pPr>
-      <w:r>
+        <w:rPr>
+          <w:color w:val="FF0000"/>
+        </w:rPr>
+      </w:pPr>
+      <w:r>
+        <w:rPr>
+          <w:color w:val="FF0000"/>
+        </w:rPr>
         <w:t>Every product batch includes:</w:t>
       </w:r>
     </w:p>
@@ -1356,8 +1697,14 @@
           <w:ilvl w:val="1"/>
           <w:numId w:val="10"/>
         </w:numPr>
-      </w:pPr>
-      <w:r>
+        <w:rPr>
+          <w:color w:val="FF0000"/>
+        </w:rPr>
+      </w:pPr>
+      <w:r>
+        <w:rPr>
+          <w:color w:val="FF0000"/>
+        </w:rPr>
         <w:t>Product ID</w:t>
       </w:r>
     </w:p>
@@ -1367,8 +1714,14 @@
           <w:ilvl w:val="1"/>
           <w:numId w:val="10"/>
         </w:numPr>
-      </w:pPr>
-      <w:r>
+        <w:rPr>
+          <w:color w:val="FF0000"/>
+        </w:rPr>
+      </w:pPr>
+      <w:r>
+        <w:rPr>
+          <w:color w:val="FF0000"/>
+        </w:rPr>
         <w:t>Farmer ID</w:t>
       </w:r>
     </w:p>
@@ -1378,8 +1731,14 @@
           <w:ilvl w:val="1"/>
           <w:numId w:val="10"/>
         </w:numPr>
-      </w:pPr>
-      <w:r>
+        <w:rPr>
+          <w:color w:val="FF0000"/>
+        </w:rPr>
+      </w:pPr>
+      <w:r>
+        <w:rPr>
+          <w:color w:val="FF0000"/>
+        </w:rPr>
         <w:t>Dates planted/harvested</w:t>
       </w:r>
     </w:p>
@@ -1389,8 +1748,14 @@
           <w:ilvl w:val="1"/>
           <w:numId w:val="10"/>
         </w:numPr>
-      </w:pPr>
-      <w:r>
+        <w:rPr>
+          <w:color w:val="FF0000"/>
+        </w:rPr>
+      </w:pPr>
+      <w:r>
+        <w:rPr>
+          <w:color w:val="FF0000"/>
+        </w:rPr>
         <w:t>Fertilizer/Pesticide info</w:t>
       </w:r>
     </w:p>
@@ -1400,8 +1765,14 @@
           <w:ilvl w:val="1"/>
           <w:numId w:val="10"/>
         </w:numPr>
-      </w:pPr>
-      <w:r>
+        <w:rPr>
+          <w:color w:val="FF0000"/>
+        </w:rPr>
+      </w:pPr>
+      <w:r>
+        <w:rPr>
+          <w:color w:val="FF0000"/>
+        </w:rPr>
         <w:t>Quantity</w:t>
       </w:r>
     </w:p>
@@ -1411,8 +1782,14 @@
           <w:ilvl w:val="1"/>
           <w:numId w:val="10"/>
         </w:numPr>
-      </w:pPr>
-      <w:r>
+        <w:rPr>
+          <w:color w:val="FF0000"/>
+        </w:rPr>
+      </w:pPr>
+      <w:r>
+        <w:rPr>
+          <w:color w:val="FF0000"/>
+        </w:rPr>
         <w:t>Transaction &amp; review record</w:t>
       </w:r>
     </w:p>
@@ -1422,15 +1799,21 @@
           <w:ilvl w:val="0"/>
           <w:numId w:val="10"/>
         </w:numPr>
-      </w:pPr>
-      <w:r>
+        <w:rPr>
+          <w:color w:val="FF0000"/>
+        </w:rPr>
+      </w:pPr>
+      <w:r>
+        <w:rPr>
+          <w:color w:val="FF0000"/>
+        </w:rPr>
         <w:t>Immutable entry on blockchain → Buyer can “View Verification Chain”</w:t>
       </w:r>
     </w:p>
     <w:p>
       <w:r>
         <w:pict w14:anchorId="5CC3B661">
-          <v:rect id="_x0000_i1247" style="width:0;height:1.5pt" o:hralign="center" o:hrstd="t" o:hr="t" fillcolor="#a0a0a0" stroked="f"/>
+          <v:rect id="_x0000_i1031" style="width:0;height:1.5pt" o:hralign="center" o:hrstd="t" o:hr="t" fillcolor="#a0a0a0" stroked="f"/>
         </w:pict>
       </w:r>
     </w:p>
@@ -1446,22 +1829,21 @@
           <w:b/>
           <w:bCs/>
         </w:rPr>
-        <w:t>6️</w:t>
-      </w:r>
-      <w:r>
-        <w:rPr>
-          <w:rFonts w:ascii="Segoe UI Symbol" w:hAnsi="Segoe UI Symbol" w:cs="Segoe UI Symbol"/>
-          <w:b/>
-          <w:bCs/>
-        </w:rPr>
-        <w:t>⃣</w:t>
-      </w:r>
-      <w:r>
-        <w:rPr>
-          <w:b/>
-          <w:bCs/>
-        </w:rPr>
-        <w:t xml:space="preserve"> TENDER FLOW</w:t>
+        <w:t>6</w:t>
+      </w:r>
+      <w:r>
+        <w:rPr>
+          <w:b/>
+          <w:bCs/>
+        </w:rPr>
+        <w:t xml:space="preserve"> </w:t>
+      </w:r>
+      <w:r>
+        <w:rPr>
+          <w:b/>
+          <w:bCs/>
+        </w:rPr>
+        <w:t>TENDER FLOW</w:t>
       </w:r>
     </w:p>
     <w:p>
@@ -1493,8 +1875,14 @@
           <w:ilvl w:val="0"/>
           <w:numId w:val="11"/>
         </w:numPr>
-      </w:pPr>
-      <w:r>
+        <w:rPr>
+          <w:color w:val="FFE599" w:themeColor="accent4" w:themeTint="66"/>
+        </w:rPr>
+      </w:pPr>
+      <w:r>
+        <w:rPr>
+          <w:color w:val="FFE599" w:themeColor="accent4" w:themeTint="66"/>
+        </w:rPr>
         <w:t>Creates tender (commodity, quantity, deadline, county)</w:t>
       </w:r>
     </w:p>
@@ -1504,8 +1892,14 @@
           <w:ilvl w:val="0"/>
           <w:numId w:val="11"/>
         </w:numPr>
-      </w:pPr>
-      <w:r>
+        <w:rPr>
+          <w:color w:val="FFE599" w:themeColor="accent4" w:themeTint="66"/>
+        </w:rPr>
+      </w:pPr>
+      <w:r>
+        <w:rPr>
+          <w:color w:val="FFE599" w:themeColor="accent4" w:themeTint="66"/>
+        </w:rPr>
         <w:t>Tender visible only to related farmers</w:t>
       </w:r>
     </w:p>
@@ -1515,8 +1909,14 @@
           <w:ilvl w:val="0"/>
           <w:numId w:val="11"/>
         </w:numPr>
-      </w:pPr>
-      <w:r>
+        <w:rPr>
+          <w:color w:val="FFE599" w:themeColor="accent4" w:themeTint="66"/>
+        </w:rPr>
+      </w:pPr>
+      <w:r>
+        <w:rPr>
+          <w:color w:val="FFE599" w:themeColor="accent4" w:themeTint="66"/>
+        </w:rPr>
         <w:t>Tender volume determines visibility priority</w:t>
       </w:r>
     </w:p>
@@ -1525,6 +1925,7 @@
         <w:rPr>
           <w:b/>
           <w:bCs/>
+          <w:color w:val="FFE599" w:themeColor="accent4" w:themeTint="66"/>
         </w:rPr>
       </w:pPr>
       <w:r>
@@ -1532,6 +1933,7 @@
           <w:rFonts w:ascii="Segoe UI Emoji" w:hAnsi="Segoe UI Emoji" w:cs="Segoe UI Emoji"/>
           <w:b/>
           <w:bCs/>
+          <w:color w:val="FFE599" w:themeColor="accent4" w:themeTint="66"/>
         </w:rPr>
         <w:t>👨</w:t>
       </w:r>
@@ -1539,6 +1941,7 @@
         <w:rPr>
           <w:b/>
           <w:bCs/>
+          <w:color w:val="FFE599" w:themeColor="accent4" w:themeTint="66"/>
         </w:rPr>
         <w:t>‍</w:t>
       </w:r>
@@ -1547,6 +1950,7 @@
           <w:rFonts w:ascii="Segoe UI Emoji" w:hAnsi="Segoe UI Emoji" w:cs="Segoe UI Emoji"/>
           <w:b/>
           <w:bCs/>
+          <w:color w:val="FFE599" w:themeColor="accent4" w:themeTint="66"/>
         </w:rPr>
         <w:t>🌾</w:t>
       </w:r>
@@ -1554,6 +1958,7 @@
         <w:rPr>
           <w:b/>
           <w:bCs/>
+          <w:color w:val="FFE599" w:themeColor="accent4" w:themeTint="66"/>
         </w:rPr>
         <w:t xml:space="preserve"> Farmer:</w:t>
       </w:r>
@@ -1564,8 +1969,14 @@
           <w:ilvl w:val="0"/>
           <w:numId w:val="12"/>
         </w:numPr>
-      </w:pPr>
-      <w:r>
+        <w:rPr>
+          <w:color w:val="FFE599" w:themeColor="accent4" w:themeTint="66"/>
+        </w:rPr>
+      </w:pPr>
+      <w:r>
+        <w:rPr>
+          <w:color w:val="FFE599" w:themeColor="accent4" w:themeTint="66"/>
+        </w:rPr>
         <w:t>Sees tenders in their category</w:t>
       </w:r>
     </w:p>
@@ -1575,8 +1986,14 @@
           <w:ilvl w:val="0"/>
           <w:numId w:val="12"/>
         </w:numPr>
-      </w:pPr>
-      <w:r>
+        <w:rPr>
+          <w:color w:val="FFE599" w:themeColor="accent4" w:themeTint="66"/>
+        </w:rPr>
+      </w:pPr>
+      <w:r>
+        <w:rPr>
+          <w:color w:val="FFE599" w:themeColor="accent4" w:themeTint="66"/>
+        </w:rPr>
         <w:t>Click “Bid Now” → AI-assisted bidding template</w:t>
       </w:r>
     </w:p>
@@ -1586,8 +2003,14 @@
           <w:ilvl w:val="0"/>
           <w:numId w:val="12"/>
         </w:numPr>
-      </w:pPr>
-      <w:r>
+        <w:rPr>
+          <w:color w:val="FFE599" w:themeColor="accent4" w:themeTint="66"/>
+        </w:rPr>
+      </w:pPr>
+      <w:r>
+        <w:rPr>
+          <w:color w:val="FFE599" w:themeColor="accent4" w:themeTint="66"/>
+        </w:rPr>
         <w:t>Submit bid (200 coins)</w:t>
       </w:r>
     </w:p>
@@ -1597,8 +2020,14 @@
           <w:ilvl w:val="0"/>
           <w:numId w:val="12"/>
         </w:numPr>
-      </w:pPr>
-      <w:r>
+        <w:rPr>
+          <w:color w:val="FFE599" w:themeColor="accent4" w:themeTint="66"/>
+        </w:rPr>
+      </w:pPr>
+      <w:r>
+        <w:rPr>
+          <w:color w:val="FFE599" w:themeColor="accent4" w:themeTint="66"/>
+        </w:rPr>
         <w:t>Can team up with others to meet demand</w:t>
       </w:r>
     </w:p>
@@ -1615,7 +2044,6 @@
           <w:b/>
           <w:bCs/>
         </w:rPr>
-        <w:lastRenderedPageBreak/>
         <w:t>✅</w:t>
       </w:r>
       <w:r>
@@ -1632,8 +2060,15 @@
           <w:ilvl w:val="0"/>
           <w:numId w:val="13"/>
         </w:numPr>
-      </w:pPr>
-      <w:r>
+        <w:rPr>
+          <w:highlight w:val="red"/>
+        </w:rPr>
+      </w:pPr>
+      <w:r>
+        <w:rPr>
+          <w:highlight w:val="red"/>
+        </w:rPr>
+        <w:lastRenderedPageBreak/>
         <w:t>Transaction logged on blockchain</w:t>
       </w:r>
     </w:p>
@@ -1643,15 +2078,21 @@
           <w:ilvl w:val="0"/>
           <w:numId w:val="13"/>
         </w:numPr>
-      </w:pPr>
-      <w:r>
+        <w:rPr>
+          <w:color w:val="FFE599" w:themeColor="accent4" w:themeTint="66"/>
+        </w:rPr>
+      </w:pPr>
+      <w:r>
+        <w:rPr>
+          <w:color w:val="FFE599" w:themeColor="accent4" w:themeTint="66"/>
+        </w:rPr>
         <w:t>Rating and review opportunity after completion</w:t>
       </w:r>
     </w:p>
     <w:p>
       <w:r>
         <w:pict w14:anchorId="5B388FD6">
-          <v:rect id="_x0000_i1248" style="width:0;height:1.5pt" o:hralign="center" o:hrstd="t" o:hr="t" fillcolor="#a0a0a0" stroked="f"/>
+          <v:rect id="_x0000_i1032" style="width:0;height:1.5pt" o:hralign="center" o:hrstd="t" o:hr="t" fillcolor="#a0a0a0" stroked="f"/>
         </w:pict>
       </w:r>
     </w:p>
@@ -1667,29 +2108,29 @@
           <w:b/>
           <w:bCs/>
         </w:rPr>
-        <w:t>7️</w:t>
-      </w:r>
-      <w:r>
-        <w:rPr>
-          <w:rFonts w:ascii="Segoe UI Symbol" w:hAnsi="Segoe UI Symbol" w:cs="Segoe UI Symbol"/>
-          <w:b/>
-          <w:bCs/>
-        </w:rPr>
-        <w:t>⃣</w:t>
-      </w:r>
-      <w:r>
-        <w:rPr>
-          <w:b/>
-          <w:bCs/>
-        </w:rPr>
-        <w:t xml:space="preserve"> CHAT &amp; REVIEW FLOW</w:t>
-      </w:r>
-    </w:p>
-    <w:p>
-      <w:pPr>
-        <w:rPr>
-          <w:b/>
-          <w:bCs/>
+        <w:t>7</w:t>
+      </w:r>
+      <w:r>
+        <w:rPr>
+          <w:b/>
+          <w:bCs/>
+        </w:rPr>
+        <w:t xml:space="preserve"> </w:t>
+      </w:r>
+      <w:r>
+        <w:rPr>
+          <w:b/>
+          <w:bCs/>
+        </w:rPr>
+        <w:t>CHAT &amp; REVIEW FLOW</w:t>
+      </w:r>
+    </w:p>
+    <w:p>
+      <w:pPr>
+        <w:rPr>
+          <w:b/>
+          <w:bCs/>
+          <w:highlight w:val="red"/>
         </w:rPr>
       </w:pPr>
       <w:r>
@@ -1705,7 +2146,15 @@
           <w:b/>
           <w:bCs/>
         </w:rPr>
-        <w:t xml:space="preserve"> Chat:</w:t>
+        <w:t xml:space="preserve"> </w:t>
+      </w:r>
+      <w:r>
+        <w:rPr>
+          <w:b/>
+          <w:bCs/>
+          <w:highlight w:val="red"/>
+        </w:rPr>
+        <w:t>Chat:</w:t>
       </w:r>
     </w:p>
     <w:p>
@@ -1714,8 +2163,14 @@
           <w:ilvl w:val="0"/>
           <w:numId w:val="14"/>
         </w:numPr>
-      </w:pPr>
-      <w:r>
+        <w:rPr>
+          <w:highlight w:val="red"/>
+        </w:rPr>
+      </w:pPr>
+      <w:r>
+        <w:rPr>
+          <w:highlight w:val="red"/>
+        </w:rPr>
         <w:t>Buyer ↔ Farmer communication (encrypted)</w:t>
       </w:r>
     </w:p>
@@ -1725,8 +2180,14 @@
           <w:ilvl w:val="0"/>
           <w:numId w:val="14"/>
         </w:numPr>
-      </w:pPr>
-      <w:r>
+        <w:rPr>
+          <w:highlight w:val="red"/>
+        </w:rPr>
+      </w:pPr>
+      <w:r>
+        <w:rPr>
+          <w:highlight w:val="red"/>
+        </w:rPr>
         <w:t>Only verified accounts can message</w:t>
       </w:r>
     </w:p>
@@ -1736,8 +2197,14 @@
           <w:ilvl w:val="0"/>
           <w:numId w:val="14"/>
         </w:numPr>
-      </w:pPr>
-      <w:r>
+        <w:rPr>
+          <w:highlight w:val="red"/>
+        </w:rPr>
+      </w:pPr>
+      <w:r>
+        <w:rPr>
+          <w:highlight w:val="red"/>
+        </w:rPr>
         <w:t>Chat visible to Support if dispute arises</w:t>
       </w:r>
     </w:p>
@@ -1746,6 +2213,7 @@
         <w:rPr>
           <w:b/>
           <w:bCs/>
+          <w:highlight w:val="red"/>
         </w:rPr>
       </w:pPr>
       <w:r>
@@ -1753,6 +2221,7 @@
           <w:rFonts w:ascii="Segoe UI Emoji" w:hAnsi="Segoe UI Emoji" w:cs="Segoe UI Emoji"/>
           <w:b/>
           <w:bCs/>
+          <w:highlight w:val="red"/>
         </w:rPr>
         <w:t>⭐</w:t>
       </w:r>
@@ -1760,6 +2229,7 @@
         <w:rPr>
           <w:b/>
           <w:bCs/>
+          <w:highlight w:val="red"/>
         </w:rPr>
         <w:t xml:space="preserve"> Reviews:</w:t>
       </w:r>
@@ -1770,8 +2240,14 @@
           <w:ilvl w:val="0"/>
           <w:numId w:val="15"/>
         </w:numPr>
-      </w:pPr>
-      <w:r>
+        <w:rPr>
+          <w:highlight w:val="red"/>
+        </w:rPr>
+      </w:pPr>
+      <w:r>
+        <w:rPr>
+          <w:highlight w:val="red"/>
+        </w:rPr>
         <w:t>Only after a verified transaction</w:t>
       </w:r>
     </w:p>
@@ -1781,8 +2257,14 @@
           <w:ilvl w:val="0"/>
           <w:numId w:val="15"/>
         </w:numPr>
-      </w:pPr>
-      <w:r>
+        <w:rPr>
+          <w:highlight w:val="red"/>
+        </w:rPr>
+      </w:pPr>
+      <w:r>
+        <w:rPr>
+          <w:highlight w:val="red"/>
+        </w:rPr>
         <w:t>Review factors:</w:t>
       </w:r>
     </w:p>
@@ -1792,8 +2274,14 @@
           <w:ilvl w:val="1"/>
           <w:numId w:val="15"/>
         </w:numPr>
-      </w:pPr>
-      <w:r>
+        <w:rPr>
+          <w:highlight w:val="red"/>
+        </w:rPr>
+      </w:pPr>
+      <w:r>
+        <w:rPr>
+          <w:highlight w:val="red"/>
+        </w:rPr>
         <w:t>Delivery time</w:t>
       </w:r>
     </w:p>
@@ -1803,8 +2291,14 @@
           <w:ilvl w:val="1"/>
           <w:numId w:val="15"/>
         </w:numPr>
-      </w:pPr>
-      <w:r>
+        <w:rPr>
+          <w:highlight w:val="red"/>
+        </w:rPr>
+      </w:pPr>
+      <w:r>
+        <w:rPr>
+          <w:highlight w:val="red"/>
+        </w:rPr>
         <w:t>Quality</w:t>
       </w:r>
     </w:p>
@@ -1814,8 +2308,14 @@
           <w:ilvl w:val="1"/>
           <w:numId w:val="15"/>
         </w:numPr>
-      </w:pPr>
-      <w:r>
+        <w:rPr>
+          <w:highlight w:val="red"/>
+        </w:rPr>
+      </w:pPr>
+      <w:r>
+        <w:rPr>
+          <w:highlight w:val="red"/>
+        </w:rPr>
         <w:t>Accuracy of description</w:t>
       </w:r>
     </w:p>
@@ -1827,22 +2327,30 @@
         </w:numPr>
       </w:pPr>
       <w:r>
+        <w:rPr>
+          <w:highlight w:val="red"/>
+        </w:rPr>
         <w:t xml:space="preserve">Updates </w:t>
       </w:r>
       <w:r>
         <w:rPr>
           <w:b/>
           <w:bCs/>
+          <w:highlight w:val="red"/>
         </w:rPr>
         <w:t>Trust Score</w:t>
       </w:r>
       <w:r>
+        <w:rPr>
+          <w:highlight w:val="red"/>
+        </w:rPr>
         <w:t xml:space="preserve"> and </w:t>
       </w:r>
       <w:r>
         <w:rPr>
           <w:b/>
           <w:bCs/>
+          <w:highlight w:val="red"/>
         </w:rPr>
         <w:t>Visibility Rank</w:t>
       </w:r>
@@ -1850,7 +2358,7 @@
     <w:p>
       <w:r>
         <w:pict w14:anchorId="23F2F476">
-          <v:rect id="_x0000_i1249" style="width:0;height:1.5pt" o:hralign="center" o:hrstd="t" o:hr="t" fillcolor="#a0a0a0" stroked="f"/>
+          <v:rect id="_x0000_i1033" style="width:0;height:1.5pt" o:hralign="center" o:hrstd="t" o:hr="t" fillcolor="#a0a0a0" stroked="f"/>
         </w:pict>
       </w:r>
     </w:p>
@@ -1866,22 +2374,21 @@
           <w:b/>
           <w:bCs/>
         </w:rPr>
-        <w:t>8️</w:t>
-      </w:r>
-      <w:r>
-        <w:rPr>
-          <w:rFonts w:ascii="Segoe UI Symbol" w:hAnsi="Segoe UI Symbol" w:cs="Segoe UI Symbol"/>
-          <w:b/>
-          <w:bCs/>
-        </w:rPr>
-        <w:t>⃣</w:t>
-      </w:r>
-      <w:r>
-        <w:rPr>
-          <w:b/>
-          <w:bCs/>
-        </w:rPr>
-        <w:t xml:space="preserve"> SUPPORT FLOW</w:t>
+        <w:t>8</w:t>
+      </w:r>
+      <w:r>
+        <w:rPr>
+          <w:b/>
+          <w:bCs/>
+        </w:rPr>
+        <w:t xml:space="preserve"> </w:t>
+      </w:r>
+      <w:r>
+        <w:rPr>
+          <w:b/>
+          <w:bCs/>
+        </w:rPr>
+        <w:t>SUPPORT FLOW</w:t>
       </w:r>
     </w:p>
     <w:p>
@@ -1901,8 +2408,14 @@
           <w:ilvl w:val="1"/>
           <w:numId w:val="16"/>
         </w:numPr>
-      </w:pPr>
-      <w:r>
+        <w:rPr>
+          <w:color w:val="F4B083" w:themeColor="accent2" w:themeTint="99"/>
+        </w:rPr>
+      </w:pPr>
+      <w:r>
+        <w:rPr>
+          <w:color w:val="F4B083" w:themeColor="accent2" w:themeTint="99"/>
+        </w:rPr>
         <w:t>Search user by ID (farmer/buyer)</w:t>
       </w:r>
     </w:p>
@@ -1912,9 +2425,27 @@
           <w:ilvl w:val="1"/>
           <w:numId w:val="16"/>
         </w:numPr>
-      </w:pPr>
-      <w:r>
-        <w:t>See all transactions, chats, and tenders</w:t>
+        <w:rPr>
+          <w:color w:val="F4B083" w:themeColor="accent2" w:themeTint="99"/>
+        </w:rPr>
+      </w:pPr>
+      <w:r>
+        <w:rPr>
+          <w:color w:val="F4B083" w:themeColor="accent2" w:themeTint="99"/>
+        </w:rPr>
+        <w:t>See all transactions</w:t>
+      </w:r>
+      <w:r>
+        <w:rPr>
+          <w:color w:val="F4B083" w:themeColor="accent2" w:themeTint="99"/>
+        </w:rPr>
+        <w:t>{Coin purchases}</w:t>
+      </w:r>
+      <w:r>
+        <w:rPr>
+          <w:color w:val="F4B083" w:themeColor="accent2" w:themeTint="99"/>
+        </w:rPr>
+        <w:t>, chats, and tenders</w:t>
       </w:r>
     </w:p>
     <w:p>
@@ -1923,9 +2454,15 @@
           <w:ilvl w:val="1"/>
           <w:numId w:val="16"/>
         </w:numPr>
-      </w:pPr>
-      <w:r>
-        <w:t>Approve or flag tenders</w:t>
+        <w:rPr>
+          <w:color w:val="F4B083" w:themeColor="accent2" w:themeTint="99"/>
+        </w:rPr>
+      </w:pPr>
+      <w:r>
+        <w:rPr>
+          <w:color w:val="F4B083" w:themeColor="accent2" w:themeTint="99"/>
+        </w:rPr>
+        <w:t>Notification email {client, support}</w:t>
       </w:r>
     </w:p>
     <w:p>
@@ -1934,9 +2471,15 @@
           <w:ilvl w:val="1"/>
           <w:numId w:val="16"/>
         </w:numPr>
-      </w:pPr>
-      <w:r>
-        <w:t>Suspend or block fraudulent accounts</w:t>
+        <w:rPr>
+          <w:color w:val="F4B083" w:themeColor="accent2" w:themeTint="99"/>
+        </w:rPr>
+      </w:pPr>
+      <w:r>
+        <w:rPr>
+          <w:color w:val="F4B083" w:themeColor="accent2" w:themeTint="99"/>
+        </w:rPr>
+        <w:t>Approve or flag tenders</w:t>
       </w:r>
     </w:p>
     <w:p>
@@ -1945,8 +2488,28 @@
           <w:ilvl w:val="1"/>
           <w:numId w:val="16"/>
         </w:numPr>
-      </w:pPr>
-      <w:r>
+        <w:rPr>
+          <w:color w:val="F4B083" w:themeColor="accent2" w:themeTint="99"/>
+        </w:rPr>
+      </w:pPr>
+      <w:r>
+        <w:rPr>
+          <w:color w:val="F4B083" w:themeColor="accent2" w:themeTint="99"/>
+        </w:rPr>
+        <w:t>Suspend or block fraudulent accounts</w:t>
+      </w:r>
+    </w:p>
+    <w:p>
+      <w:pPr>
+        <w:numPr>
+          <w:ilvl w:val="1"/>
+          <w:numId w:val="16"/>
+        </w:numPr>
+      </w:pPr>
+      <w:r>
+        <w:rPr>
+          <w:color w:val="F4B083" w:themeColor="accent2" w:themeTint="99"/>
+        </w:rPr>
         <w:t>Assist in disputes and tender oversight</w:t>
       </w:r>
     </w:p>
@@ -1964,7 +2527,7 @@
     <w:p>
       <w:r>
         <w:pict w14:anchorId="3A99260A">
-          <v:rect id="_x0000_i1250" style="width:0;height:1.5pt" o:hralign="center" o:hrstd="t" o:hr="t" fillcolor="#a0a0a0" stroked="f"/>
+          <v:rect id="_x0000_i1034" style="width:0;height:1.5pt" o:hralign="center" o:hrstd="t" o:hr="t" fillcolor="#a0a0a0" stroked="f"/>
         </w:pict>
       </w:r>
     </w:p>
@@ -1981,22 +2544,21 @@
           <w:bCs/>
         </w:rPr>
         <w:lastRenderedPageBreak/>
-        <w:t>9️</w:t>
-      </w:r>
-      <w:r>
-        <w:rPr>
-          <w:rFonts w:ascii="Segoe UI Symbol" w:hAnsi="Segoe UI Symbol" w:cs="Segoe UI Symbol"/>
-          <w:b/>
-          <w:bCs/>
-        </w:rPr>
-        <w:t>⃣</w:t>
-      </w:r>
-      <w:r>
-        <w:rPr>
-          <w:b/>
-          <w:bCs/>
-        </w:rPr>
-        <w:t xml:space="preserve"> SECURITY &amp; COMPLIANCE</w:t>
+        <w:t>9</w:t>
+      </w:r>
+      <w:r>
+        <w:rPr>
+          <w:b/>
+          <w:bCs/>
+        </w:rPr>
+        <w:t xml:space="preserve"> </w:t>
+      </w:r>
+      <w:r>
+        <w:rPr>
+          <w:b/>
+          <w:bCs/>
+        </w:rPr>
+        <w:t>SECURITY &amp; COMPLIANCE</w:t>
       </w:r>
     </w:p>
     <w:p>
@@ -2005,8 +2567,14 @@
           <w:ilvl w:val="0"/>
           <w:numId w:val="17"/>
         </w:numPr>
-      </w:pPr>
-      <w:r>
+        <w:rPr>
+          <w:color w:val="FFE599" w:themeColor="accent4" w:themeTint="66"/>
+        </w:rPr>
+      </w:pPr>
+      <w:r>
+        <w:rPr>
+          <w:color w:val="FFE599" w:themeColor="accent4" w:themeTint="66"/>
+        </w:rPr>
         <w:t>Data encryption (Kenya Data Protection Act)</w:t>
       </w:r>
     </w:p>
@@ -2016,8 +2584,14 @@
           <w:ilvl w:val="0"/>
           <w:numId w:val="17"/>
         </w:numPr>
-      </w:pPr>
-      <w:r>
+        <w:rPr>
+          <w:color w:val="FFE599" w:themeColor="accent4" w:themeTint="66"/>
+        </w:rPr>
+      </w:pPr>
+      <w:r>
+        <w:rPr>
+          <w:color w:val="FFE599" w:themeColor="accent4" w:themeTint="66"/>
+        </w:rPr>
         <w:t>Verified ID + Selfie → prevent fake accounts</w:t>
       </w:r>
     </w:p>
@@ -2027,8 +2601,14 @@
           <w:ilvl w:val="0"/>
           <w:numId w:val="17"/>
         </w:numPr>
-      </w:pPr>
-      <w:r>
+        <w:rPr>
+          <w:highlight w:val="red"/>
+        </w:rPr>
+      </w:pPr>
+      <w:r>
+        <w:rPr>
+          <w:highlight w:val="red"/>
+        </w:rPr>
         <w:t>Blockchain logging → ensures traceability</w:t>
       </w:r>
     </w:p>
@@ -2038,8 +2618,14 @@
           <w:ilvl w:val="0"/>
           <w:numId w:val="17"/>
         </w:numPr>
-      </w:pPr>
-      <w:r>
+        <w:rPr>
+          <w:color w:val="FFE599" w:themeColor="accent4" w:themeTint="66"/>
+        </w:rPr>
+      </w:pPr>
+      <w:r>
+        <w:rPr>
+          <w:color w:val="FFE599" w:themeColor="accent4" w:themeTint="66"/>
+        </w:rPr>
         <w:t>Anti-fraud review algorithm → lower rank for poor trust</w:t>
       </w:r>
     </w:p>
@@ -2049,8 +2635,14 @@
           <w:ilvl w:val="0"/>
           <w:numId w:val="17"/>
         </w:numPr>
-      </w:pPr>
-      <w:r>
+        <w:rPr>
+          <w:color w:val="F4B083" w:themeColor="accent2" w:themeTint="99"/>
+        </w:rPr>
+      </w:pPr>
+      <w:r>
+        <w:rPr>
+          <w:color w:val="F4B083" w:themeColor="accent2" w:themeTint="99"/>
+        </w:rPr>
         <w:t>Secure wallet (M-PESA &amp; card payments)</w:t>
       </w:r>
     </w:p>
@@ -2060,15 +2652,21 @@
           <w:ilvl w:val="0"/>
           <w:numId w:val="17"/>
         </w:numPr>
-      </w:pPr>
-      <w:r>
+        <w:rPr>
+          <w:color w:val="F4B083" w:themeColor="accent2" w:themeTint="99"/>
+        </w:rPr>
+      </w:pPr>
+      <w:r>
+        <w:rPr>
+          <w:color w:val="F4B083" w:themeColor="accent2" w:themeTint="99"/>
+        </w:rPr>
         <w:t>Periodic re-verification of users</w:t>
       </w:r>
     </w:p>
     <w:p>
       <w:r>
         <w:pict w14:anchorId="205518F0">
-          <v:rect id="_x0000_i1251" style="width:0;height:1.5pt" o:hralign="center" o:hrstd="t" o:hr="t" fillcolor="#a0a0a0" stroked="f"/>
+          <v:rect id="_x0000_i1035" style="width:0;height:1.5pt" o:hralign="center" o:hrstd="t" o:hr="t" fillcolor="#a0a0a0" stroked="f"/>
         </w:pict>
       </w:r>
     </w:p>
@@ -2081,33 +2679,24 @@
       </w:pPr>
       <w:r>
         <w:rPr>
-          <w:rFonts w:ascii="Segoe UI Emoji" w:hAnsi="Segoe UI Emoji" w:cs="Segoe UI Emoji"/>
-          <w:b/>
-          <w:bCs/>
-        </w:rPr>
-        <w:t>🔁</w:t>
-      </w:r>
-      <w:r>
-        <w:rPr>
-          <w:b/>
-          <w:bCs/>
-        </w:rPr>
-        <w:t xml:space="preserve"> 10️</w:t>
-      </w:r>
-      <w:r>
-        <w:rPr>
-          <w:rFonts w:ascii="Segoe UI Symbol" w:hAnsi="Segoe UI Symbol" w:cs="Segoe UI Symbol"/>
-          <w:b/>
-          <w:bCs/>
-        </w:rPr>
-        <w:t>⃣</w:t>
-      </w:r>
-      <w:r>
-        <w:rPr>
-          <w:b/>
-          <w:bCs/>
-        </w:rPr>
-        <w:t xml:space="preserve"> SYSTEM FLOW SUMMARY</w:t>
+          <w:b/>
+          <w:bCs/>
+        </w:rPr>
+        <w:t>10</w:t>
+      </w:r>
+      <w:r>
+        <w:rPr>
+          <w:b/>
+          <w:bCs/>
+        </w:rPr>
+        <w:t xml:space="preserve"> </w:t>
+      </w:r>
+      <w:r>
+        <w:rPr>
+          <w:b/>
+          <w:bCs/>
+        </w:rPr>
+        <w:t>SYSTEM FLOW SUMMARY</w:t>
       </w:r>
     </w:p>
     <w:p>
@@ -2154,10 +2743,12 @@
       <w:r>
         <w:t xml:space="preserve">     ↓</w:t>
       </w:r>
-    </w:p>
-    <w:p>
-      <w:r>
-        <w:t>Transaction → Blockchain Record Created</w:t>
+      <w:bookmarkStart w:id="0" w:name="_GoBack"/>
+      <w:bookmarkEnd w:id="0"/>
+    </w:p>
+    <w:p>
+      <w:r>
+        <w:t>Review → Update Trust Score &amp; Ranking</w:t>
       </w:r>
     </w:p>
     <w:p>
@@ -2167,7 +2758,7 @@
     </w:p>
     <w:p>
       <w:r>
-        <w:t>Review → Update Trust Score &amp; Ranking</w:t>
+        <w:t>Subscription Renewal (Farmers Only)</w:t>
       </w:r>
     </w:p>
     <w:p>
@@ -2177,23 +2768,13 @@
     </w:p>
     <w:p>
       <w:r>
-        <w:t>Subscription Renewal (Farmers Only)</w:t>
-      </w:r>
-    </w:p>
-    <w:p>
-      <w:r>
-        <w:t xml:space="preserve">     ↓</w:t>
-      </w:r>
-    </w:p>
-    <w:p>
-      <w:r>
         <w:t>Support &amp; Verification System</w:t>
       </w:r>
     </w:p>
     <w:p>
       <w:r>
         <w:pict w14:anchorId="7BAA77B7">
-          <v:rect id="_x0000_i1252" style="width:0;height:1.5pt" o:hralign="center" o:hrstd="t" o:hr="t" fillcolor="#a0a0a0" stroked="f"/>
+          <v:rect id="_x0000_i1036" style="width:0;height:1.5pt" o:hralign="center" o:hrstd="t" o:hr="t" fillcolor="#a0a0a0" stroked="f"/>
         </w:pict>
       </w:r>
     </w:p>
@@ -2250,7 +2831,6 @@
         </w:numPr>
       </w:pPr>
       <w:r>
-        <w:lastRenderedPageBreak/>
         <w:t>Farm input marketplace (fertilizers, seeds)</w:t>
       </w:r>
     </w:p>
@@ -2273,6 +2853,7 @@
         </w:numPr>
       </w:pPr>
       <w:r>
+        <w:lastRenderedPageBreak/>
         <w:t>Voice assistant for rural farmers</w:t>
       </w:r>
     </w:p>
@@ -2288,7 +2869,7 @@
 </file>
 
 <file path=word/numbering.xml><?xml version="1.0" encoding="utf-8"?>
-<w:numbering xmlns:wpc="http://schemas.microsoft.com/office/word/2010/wordprocessingCanvas" xmlns:cx="http://schemas.microsoft.com/office/drawing/2014/chartex" xmlns:cx1="http://schemas.microsoft.com/office/drawing/2015/9/8/chartex" xmlns:cx2="http://schemas.microsoft.com/office/drawing/2015/10/21/chartex" xmlns:cx3="http://schemas.microsoft.com/office/drawing/2016/5/9/chartex" xmlns:cx4="http://schemas.microsoft.com/office/drawing/2016/5/10/chartex" xmlns:cx5="http://schemas.microsoft.com/office/drawing/2016/5/11/chartex" xmlns:cx6="http://schemas.microsoft.com/office/drawing/2016/5/12/chartex" xmlns:cx7="http://schemas.microsoft.com/office/drawing/2016/5/13/chartex" xmlns:cx8="http://schemas.microsoft.com/office/drawing/2016/5/14/chartex" xmlns:mc="http://schemas.openxmlformats.org/markup-compatibility/2006" xmlns:aink="http://schemas.microsoft.com/office/drawing/2016/ink" xmlns:am3d="http://schemas.microsoft.com/office/drawing/2017/model3d" xmlns:o="urn:schemas-microsoft-com:office:office" xmlns:oel="http://schemas.microsoft.com/office/2019/extlst" xmlns:r="http://schemas.openxmlformats.org/officeDocument/2006/relationships" xmlns:m="http://schemas.openxmlformats.org/officeDocument/2006/math" xmlns:v="urn:schemas-microsoft-com:vml" xmlns:wp14="http://schemas.microsoft.com/office/word/2010/wordprocessingDrawing" xmlns:wp="http://schemas.openxmlformats.org/drawingml/2006/wordprocessingDrawing" xmlns:w10="urn:schemas-microsoft-com:office:word" xmlns:w="http://schemas.openxmlformats.org/wordprocessingml/2006/main" xmlns:w14="http://schemas.microsoft.com/office/word/2010/wordml" xmlns:w15="http://schemas.microsoft.com/office/word/2012/wordml" xmlns:w16cex="http://schemas.microsoft.com/office/word/2018/wordml/cex" xmlns:w16cid="http://schemas.microsoft.com/office/word/2016/wordml/cid" xmlns:w16="http://schemas.microsoft.com/office/word/2018/wordml" xmlns:w16du="http://schemas.microsoft.com/office/word/2023/wordml/word16du" xmlns:w16sdtdh="http://schemas.microsoft.com/office/word/2020/wordml/sdtdatahash" xmlns:w16sdtfl="http://schemas.microsoft.com/office/word/2024/wordml/sdtformatlock" xmlns:w16se="http://schemas.microsoft.com/office/word/2015/wordml/symex" xmlns:wpg="http://schemas.microsoft.com/office/word/2010/wordprocessingGroup" xmlns:wpi="http://schemas.microsoft.com/office/word/2010/wordprocessingInk" xmlns:wne="http://schemas.microsoft.com/office/word/2006/wordml" xmlns:wps="http://schemas.microsoft.com/office/word/2010/wordprocessingShape" mc:Ignorable="w14 w15 w16se w16cid w16 w16cex w16sdtdh w16sdtfl w16du wp14">
+<w:numbering xmlns:wpc="http://schemas.microsoft.com/office/word/2010/wordprocessingCanvas" xmlns:mc="http://schemas.openxmlformats.org/markup-compatibility/2006" xmlns:o="urn:schemas-microsoft-com:office:office" xmlns:r="http://schemas.openxmlformats.org/officeDocument/2006/relationships" xmlns:m="http://schemas.openxmlformats.org/officeDocument/2006/math" xmlns:v="urn:schemas-microsoft-com:vml" xmlns:wp14="http://schemas.microsoft.com/office/word/2010/wordprocessingDrawing" xmlns:wp="http://schemas.openxmlformats.org/drawingml/2006/wordprocessingDrawing" xmlns:w10="urn:schemas-microsoft-com:office:word" xmlns:w="http://schemas.openxmlformats.org/wordprocessingml/2006/main" xmlns:w14="http://schemas.microsoft.com/office/word/2010/wordml" xmlns:w15="http://schemas.microsoft.com/office/word/2012/wordml" xmlns:wpg="http://schemas.microsoft.com/office/word/2010/wordprocessingGroup" xmlns:wpi="http://schemas.microsoft.com/office/word/2010/wordprocessingInk" xmlns:wne="http://schemas.microsoft.com/office/word/2006/wordml" xmlns:wps="http://schemas.microsoft.com/office/word/2010/wordprocessingShape" mc:Ignorable="w14 w15 wp14">
   <w:abstractNum w:abstractNumId="0" w15:restartNumberingAfterBreak="0">
     <w:nsid w:val="009C0344"/>
     <w:multiLevelType w:val="multilevel"/>
@@ -4935,65 +5516,65 @@
       </w:rPr>
     </w:lvl>
   </w:abstractNum>
-  <w:num w:numId="1" w16cid:durableId="980963842">
+  <w:num w:numId="1">
     <w:abstractNumId w:val="11"/>
   </w:num>
-  <w:num w:numId="2" w16cid:durableId="1703631356">
+  <w:num w:numId="2">
     <w:abstractNumId w:val="15"/>
   </w:num>
-  <w:num w:numId="3" w16cid:durableId="809251403">
+  <w:num w:numId="3">
     <w:abstractNumId w:val="10"/>
   </w:num>
-  <w:num w:numId="4" w16cid:durableId="43217280">
+  <w:num w:numId="4">
     <w:abstractNumId w:val="5"/>
   </w:num>
-  <w:num w:numId="5" w16cid:durableId="1203858671">
+  <w:num w:numId="5">
     <w:abstractNumId w:val="3"/>
   </w:num>
-  <w:num w:numId="6" w16cid:durableId="561716448">
+  <w:num w:numId="6">
     <w:abstractNumId w:val="8"/>
   </w:num>
-  <w:num w:numId="7" w16cid:durableId="1380399247">
+  <w:num w:numId="7">
     <w:abstractNumId w:val="1"/>
   </w:num>
-  <w:num w:numId="8" w16cid:durableId="702902268">
+  <w:num w:numId="8">
     <w:abstractNumId w:val="17"/>
   </w:num>
-  <w:num w:numId="9" w16cid:durableId="214782207">
+  <w:num w:numId="9">
     <w:abstractNumId w:val="13"/>
   </w:num>
-  <w:num w:numId="10" w16cid:durableId="358553505">
+  <w:num w:numId="10">
     <w:abstractNumId w:val="2"/>
   </w:num>
-  <w:num w:numId="11" w16cid:durableId="1456101895">
+  <w:num w:numId="11">
     <w:abstractNumId w:val="6"/>
   </w:num>
-  <w:num w:numId="12" w16cid:durableId="1492331722">
+  <w:num w:numId="12">
     <w:abstractNumId w:val="16"/>
   </w:num>
-  <w:num w:numId="13" w16cid:durableId="900945164">
+  <w:num w:numId="13">
     <w:abstractNumId w:val="4"/>
   </w:num>
-  <w:num w:numId="14" w16cid:durableId="2105689042">
+  <w:num w:numId="14">
     <w:abstractNumId w:val="14"/>
   </w:num>
-  <w:num w:numId="15" w16cid:durableId="695471339">
+  <w:num w:numId="15">
     <w:abstractNumId w:val="0"/>
   </w:num>
-  <w:num w:numId="16" w16cid:durableId="1211646989">
+  <w:num w:numId="16">
     <w:abstractNumId w:val="9"/>
   </w:num>
-  <w:num w:numId="17" w16cid:durableId="457724397">
+  <w:num w:numId="17">
     <w:abstractNumId w:val="12"/>
   </w:num>
-  <w:num w:numId="18" w16cid:durableId="1520241340">
+  <w:num w:numId="18">
     <w:abstractNumId w:val="7"/>
   </w:num>
 </w:numbering>
 </file>
 
 <file path=word/styles.xml><?xml version="1.0" encoding="utf-8"?>
-<w:styles xmlns:mc="http://schemas.openxmlformats.org/markup-compatibility/2006" xmlns:r="http://schemas.openxmlformats.org/officeDocument/2006/relationships" xmlns:w="http://schemas.openxmlformats.org/wordprocessingml/2006/main" xmlns:w14="http://schemas.microsoft.com/office/word/2010/wordml" xmlns:w15="http://schemas.microsoft.com/office/word/2012/wordml" xmlns:w16cex="http://schemas.microsoft.com/office/word/2018/wordml/cex" xmlns:w16cid="http://schemas.microsoft.com/office/word/2016/wordml/cid" xmlns:w16="http://schemas.microsoft.com/office/word/2018/wordml" xmlns:w16du="http://schemas.microsoft.com/office/word/2023/wordml/word16du" xmlns:w16sdtdh="http://schemas.microsoft.com/office/word/2020/wordml/sdtdatahash" xmlns:w16sdtfl="http://schemas.microsoft.com/office/word/2024/wordml/sdtformatlock" xmlns:w16se="http://schemas.microsoft.com/office/word/2015/wordml/symex" mc:Ignorable="w14 w15 w16se w16cid w16 w16cex w16sdtdh w16sdtfl w16du">
+<w:styles xmlns:mc="http://schemas.openxmlformats.org/markup-compatibility/2006" xmlns:r="http://schemas.openxmlformats.org/officeDocument/2006/relationships" xmlns:w="http://schemas.openxmlformats.org/wordprocessingml/2006/main" xmlns:w14="http://schemas.microsoft.com/office/word/2010/wordml" xmlns:w15="http://schemas.microsoft.com/office/word/2012/wordml" mc:Ignorable="w14 w15">
   <w:docDefaults>
     <w:rPrDefault>
       <w:rPr>
@@ -5011,7 +5592,7 @@
       </w:pPr>
     </w:pPrDefault>
   </w:docDefaults>
-  <w:latentStyles w:defLockedState="0" w:defUIPriority="99" w:defSemiHidden="0" w:defUnhideWhenUsed="0" w:defQFormat="0" w:count="376">
+  <w:latentStyles w:defLockedState="0" w:defUIPriority="99" w:defSemiHidden="0" w:defUnhideWhenUsed="0" w:defQFormat="0" w:count="371">
     <w:lsdException w:name="Normal" w:uiPriority="0" w:qFormat="1"/>
     <w:lsdException w:name="heading 1" w:uiPriority="9" w:qFormat="1"/>
     <w:lsdException w:name="heading 2" w:semiHidden="1" w:uiPriority="9" w:unhideWhenUsed="1" w:qFormat="1"/>
@@ -5383,11 +5964,6 @@
     <w:lsdException w:name="List Table 5 Dark Accent 6" w:uiPriority="50"/>
     <w:lsdException w:name="List Table 6 Colorful Accent 6" w:uiPriority="51"/>
     <w:lsdException w:name="List Table 7 Colorful Accent 6" w:uiPriority="52"/>
-    <w:lsdException w:name="Mention" w:semiHidden="1" w:unhideWhenUsed="1"/>
-    <w:lsdException w:name="Smart Hyperlink" w:semiHidden="1" w:unhideWhenUsed="1"/>
-    <w:lsdException w:name="Hashtag" w:semiHidden="1" w:unhideWhenUsed="1"/>
-    <w:lsdException w:name="Unresolved Mention" w:semiHidden="1" w:unhideWhenUsed="1"/>
-    <w:lsdException w:name="Smart Link" w:semiHidden="1" w:unhideWhenUsed="1"/>
   </w:latentStyles>
   <w:style w:type="paragraph" w:default="1" w:styleId="Normal">
     <w:name w:val="Normal"/>
@@ -5596,6 +6172,7 @@
   <w:style w:type="character" w:default="1" w:styleId="DefaultParagraphFont">
     <w:name w:val="Default Paragraph Font"/>
     <w:uiPriority w:val="1"/>
+    <w:semiHidden/>
     <w:unhideWhenUsed/>
   </w:style>
   <w:style w:type="table" w:default="1" w:styleId="TableNormal">
@@ -6212,7 +6789,7 @@
 </file>
 
 <file path=customXml/itemProps1.xml><?xml version="1.0" encoding="utf-8"?>
-<ds:datastoreItem xmlns:ds="http://schemas.openxmlformats.org/officeDocument/2006/customXml" ds:itemID="{20F4DA5F-7D19-4117-A085-5E64EDA1D95E}">
+<ds:datastoreItem xmlns:ds="http://schemas.openxmlformats.org/officeDocument/2006/customXml" ds:itemID="{1C84979B-81A0-4909-9AC3-3E1ADADDA7CC}">
   <ds:schemaRefs>
     <ds:schemaRef ds:uri="http://schemas.openxmlformats.org/officeDocument/2006/bibliography"/>
   </ds:schemaRefs>

--- a/TaiStat Agri Project.docx
+++ b/TaiStat Agri Project.docx
@@ -864,14 +864,14 @@
         </w:rPr>
         <w:t xml:space="preserve"> {</w:t>
       </w:r>
-      <w:proofErr w:type="spellStart"/>
-      <w:r>
-        <w:rPr>
-          <w:color w:val="FFE599" w:themeColor="accent4" w:themeTint="66"/>
-        </w:rPr>
-        <w:t>whatsapp</w:t>
-      </w:r>
-      <w:proofErr w:type="spellEnd"/>
+      <w:r>
+        <w:rPr>
+          <w:color w:val="FFE599" w:themeColor="accent4" w:themeTint="66"/>
+        </w:rPr>
+        <w:t>WhatsApp</w:t>
+      </w:r>
+      <w:bookmarkStart w:id="0" w:name="_GoBack"/>
+      <w:bookmarkEnd w:id="0"/>
       <w:r>
         <w:rPr>
           <w:color w:val="FFE599" w:themeColor="accent4" w:themeTint="66"/>
@@ -2743,8 +2743,6 @@
       <w:r>
         <w:t xml:space="preserve">     ↓</w:t>
       </w:r>
-      <w:bookmarkStart w:id="0" w:name="_GoBack"/>
-      <w:bookmarkEnd w:id="0"/>
     </w:p>
     <w:p>
       <w:r>
@@ -6789,7 +6787,7 @@
 </file>
 
 <file path=customXml/itemProps1.xml><?xml version="1.0" encoding="utf-8"?>
-<ds:datastoreItem xmlns:ds="http://schemas.openxmlformats.org/officeDocument/2006/customXml" ds:itemID="{1C84979B-81A0-4909-9AC3-3E1ADADDA7CC}">
+<ds:datastoreItem xmlns:ds="http://schemas.openxmlformats.org/officeDocument/2006/customXml" ds:itemID="{D00C5DCD-1B3A-46C4-A353-DF842BF9FDDB}">
   <ds:schemaRefs>
     <ds:schemaRef ds:uri="http://schemas.openxmlformats.org/officeDocument/2006/bibliography"/>
   </ds:schemaRefs>
